--- a/KSRCT_AeroLinkers_20 Jan 2026.docx
+++ b/KSRCT_AeroLinkers_20 Jan 2026.docx
@@ -296,9 +296,6 @@
       <w:pPr>
         <w:pStyle w:val="KSRCTFrontPageItalics"/>
         <w:spacing w:after="120" w:line="240" w:lineRule="auto"/>
-        <w:rPr>
-          <w:highlight w:val="yellow"/>
-        </w:rPr>
       </w:pPr>
     </w:p>
     <w:p>
@@ -432,6 +429,7 @@
         </w:rPr>
       </w:pPr>
       <w:r>
+        <w:lastRenderedPageBreak/>
         <w:t>Product 360 – Abstract</w:t>
       </w:r>
     </w:p>
@@ -498,9 +496,11 @@
               <w:spacing w:after="0"/>
               <w:ind w:firstLine="0"/>
             </w:pPr>
+            <w:proofErr w:type="spellStart"/>
             <w:r>
               <w:t>AeroLinkers</w:t>
             </w:r>
+            <w:proofErr w:type="spellEnd"/>
           </w:p>
         </w:tc>
       </w:tr>
@@ -542,7 +542,15 @@
               <w:ind w:firstLine="0"/>
             </w:pPr>
             <w:r>
-              <w:t>K.S.Rangasamy College of Technology</w:t>
+              <w:t>K.</w:t>
+            </w:r>
+            <w:proofErr w:type="gramStart"/>
+            <w:r>
+              <w:t>S.Rangasamy</w:t>
+            </w:r>
+            <w:proofErr w:type="gramEnd"/>
+            <w:r>
+              <w:t xml:space="preserve"> College of Technology</w:t>
             </w:r>
           </w:p>
         </w:tc>
@@ -711,9 +719,16 @@
               <w:spacing w:after="0"/>
               <w:ind w:firstLine="0"/>
             </w:pPr>
-            <w:r>
-              <w:t>Dr.C.Rajasekaran</w:t>
-            </w:r>
+            <w:proofErr w:type="spellStart"/>
+            <w:r>
+              <w:t>Dr.</w:t>
+            </w:r>
+            <w:proofErr w:type="gramStart"/>
+            <w:r>
+              <w:t>C.Rajasekaran</w:t>
+            </w:r>
+            <w:proofErr w:type="spellEnd"/>
+            <w:proofErr w:type="gramEnd"/>
           </w:p>
         </w:tc>
       </w:tr>
@@ -872,6 +887,7 @@
         <w:pStyle w:val="Heading1"/>
       </w:pPr>
       <w:r>
+        <w:lastRenderedPageBreak/>
         <w:t>1. Architecture</w:t>
       </w:r>
       <w:r>
@@ -922,21 +938,7 @@
           <w:rFonts w:eastAsia="Times New Roman"/>
           <w:lang w:eastAsia="en-IN" w:bidi="ta-IN"/>
         </w:rPr>
-        <w:t xml:space="preserve"> optimized for </w:t>
-      </w:r>
-      <w:r>
-        <w:rPr>
-          <w:rFonts w:eastAsia="Times New Roman"/>
-          <w:lang w:eastAsia="en-IN" w:bidi="ta-IN"/>
-        </w:rPr>
-        <w:t>intermittent</w:t>
-      </w:r>
-      <w:r>
-        <w:rPr>
-          <w:rFonts w:eastAsia="Times New Roman"/>
-          <w:lang w:eastAsia="en-IN" w:bidi="ta-IN"/>
-        </w:rPr>
-        <w:t xml:space="preserve"> connectivity, continuous sensing, and short</w:t>
+        <w:t xml:space="preserve"> optimized for intermittent connectivity, continuous sensing, and short</w:t>
       </w:r>
       <w:r>
         <w:rPr>
@@ -986,7 +988,7 @@
           <w:bCs/>
           <w:lang w:eastAsia="en-IN" w:bidi="ta-IN"/>
         </w:rPr>
-        <w:t>ultra</w:t>
+        <w:t>ultra-low</w:t>
       </w:r>
       <w:r>
         <w:rPr>
@@ -995,7 +997,7 @@
           <w:bCs/>
           <w:lang w:eastAsia="en-IN" w:bidi="ta-IN"/>
         </w:rPr>
-        <w:t>-</w:t>
+        <w:t xml:space="preserve"> </w:t>
       </w:r>
       <w:r>
         <w:rPr>
@@ -1004,7 +1006,14 @@
           <w:bCs/>
           <w:lang w:eastAsia="en-IN" w:bidi="ta-IN"/>
         </w:rPr>
-        <w:t>low</w:t>
+        <w:t>power functions</w:t>
+      </w:r>
+      <w:r>
+        <w:rPr>
+          <w:rFonts w:eastAsia="Times New Roman"/>
+          <w:lang w:eastAsia="en-IN" w:bidi="ta-IN"/>
+        </w:rPr>
+        <w:t xml:space="preserve"> from </w:t>
       </w:r>
       <w:r>
         <w:rPr>
@@ -1013,7 +1022,7 @@
           <w:bCs/>
           <w:lang w:eastAsia="en-IN" w:bidi="ta-IN"/>
         </w:rPr>
-        <w:t xml:space="preserve"> </w:t>
+        <w:t>high</w:t>
       </w:r>
       <w:r>
         <w:rPr>
@@ -1022,14 +1031,7 @@
           <w:bCs/>
           <w:lang w:eastAsia="en-IN" w:bidi="ta-IN"/>
         </w:rPr>
-        <w:t>power functions</w:t>
-      </w:r>
-      <w:r>
-        <w:rPr>
-          <w:rFonts w:eastAsia="Times New Roman"/>
-          <w:lang w:eastAsia="en-IN" w:bidi="ta-IN"/>
-        </w:rPr>
-        <w:t xml:space="preserve"> from </w:t>
+        <w:t xml:space="preserve"> </w:t>
       </w:r>
       <w:r>
         <w:rPr>
@@ -1038,7 +1040,7 @@
           <w:bCs/>
           <w:lang w:eastAsia="en-IN" w:bidi="ta-IN"/>
         </w:rPr>
-        <w:t>high</w:t>
+        <w:t xml:space="preserve">energy, </w:t>
       </w:r>
       <w:r>
         <w:rPr>
@@ -1047,34 +1049,7 @@
           <w:bCs/>
           <w:lang w:eastAsia="en-IN" w:bidi="ta-IN"/>
         </w:rPr>
-        <w:t xml:space="preserve"> </w:t>
-      </w:r>
-      <w:r>
-        <w:rPr>
-          <w:rFonts w:eastAsia="Times New Roman"/>
-          <w:b/>
-          <w:bCs/>
-          <w:lang w:eastAsia="en-IN" w:bidi="ta-IN"/>
-        </w:rPr>
-        <w:t xml:space="preserve">energy, </w:t>
-      </w:r>
-      <w:r>
-        <w:rPr>
-          <w:rFonts w:eastAsia="Times New Roman"/>
-          <w:b/>
-          <w:bCs/>
-          <w:lang w:eastAsia="en-IN" w:bidi="ta-IN"/>
-        </w:rPr>
-        <w:t>event</w:t>
-      </w:r>
-      <w:r>
-        <w:rPr>
-          <w:rFonts w:eastAsia="Times New Roman"/>
-          <w:b/>
-          <w:bCs/>
-          <w:lang w:eastAsia="en-IN" w:bidi="ta-IN"/>
-        </w:rPr>
-        <w:t>-based</w:t>
+        <w:t>event-based</w:t>
       </w:r>
       <w:r>
         <w:rPr>
@@ -1323,48 +1298,41 @@
           <w:rFonts w:eastAsia="Times New Roman"/>
           <w:lang w:eastAsia="en-IN" w:bidi="ta-IN"/>
         </w:rPr>
-        <w:t>application</w:t>
+        <w:t>application-level</w:t>
       </w:r>
       <w:r>
         <w:rPr>
           <w:rFonts w:eastAsia="Times New Roman"/>
           <w:lang w:eastAsia="en-IN" w:bidi="ta-IN"/>
         </w:rPr>
-        <w:t>-level</w:t>
+        <w:t xml:space="preserve"> logic. System </w:t>
       </w:r>
       <w:r>
         <w:rPr>
           <w:rFonts w:eastAsia="Times New Roman"/>
           <w:lang w:eastAsia="en-IN" w:bidi="ta-IN"/>
         </w:rPr>
-        <w:t xml:space="preserve"> logic. System </w:t>
+        <w:t>behaviour</w:t>
       </w:r>
       <w:r>
         <w:rPr>
           <w:rFonts w:eastAsia="Times New Roman"/>
           <w:lang w:eastAsia="en-IN" w:bidi="ta-IN"/>
         </w:rPr>
-        <w:t>behaviour</w:t>
+        <w:t xml:space="preserve"> is governed by event notifications rather than continuous polling, minimizing CPU wake</w:t>
       </w:r>
       <w:r>
         <w:rPr>
           <w:rFonts w:eastAsia="Times New Roman"/>
           <w:lang w:eastAsia="en-IN" w:bidi="ta-IN"/>
         </w:rPr>
-        <w:t xml:space="preserve"> is governed by event notifications rather than continuous polling, minimizing CPU wake</w:t>
+        <w:t xml:space="preserve"> </w:t>
       </w:r>
       <w:r>
         <w:rPr>
           <w:rFonts w:eastAsia="Times New Roman"/>
           <w:lang w:eastAsia="en-IN" w:bidi="ta-IN"/>
         </w:rPr>
-        <w:t xml:space="preserve"> </w:t>
-      </w:r>
-      <w:r>
-        <w:rPr>
-          <w:rFonts w:eastAsia="Times New Roman"/>
-          <w:lang w:eastAsia="en-IN" w:bidi="ta-IN"/>
-        </w:rPr>
         <w:t>ups. Peripheral power states are dynamically managed within the scheduler context to reduce idle current and avoid unnecessary resource activation.</w:t>
       </w:r>
     </w:p>
@@ -1381,6 +1349,7 @@
           <w:rFonts w:eastAsia="Times New Roman"/>
           <w:lang w:val="en-IN" w:eastAsia="en-IN" w:bidi="ta-IN"/>
         </w:rPr>
+        <w:lastRenderedPageBreak/>
         <w:t xml:space="preserve">The system software is designed to interoperate with the </w:t>
       </w:r>
       <w:r>
@@ -1564,6 +1533,7 @@
         </w:rPr>
       </w:pPr>
       <w:r>
+        <w:lastRenderedPageBreak/>
         <w:t xml:space="preserve">2. </w:t>
       </w:r>
       <w:r>
@@ -1577,21 +1547,7 @@
           <w:i/>
           <w:iCs/>
         </w:rPr>
-        <w:t xml:space="preserve">(Section </w:t>
-      </w:r>
-      <w:r>
-        <w:rPr>
-          <w:i/>
-          <w:iCs/>
-        </w:rPr>
-        <w:t>2</w:t>
-      </w:r>
-      <w:r>
-        <w:rPr>
-          <w:i/>
-          <w:iCs/>
-        </w:rPr>
-        <w:t>)</w:t>
+        <w:t>(Section 2)</w:t>
       </w:r>
     </w:p>
     <w:p>
@@ -1783,7 +1739,6 @@
                 <w:bCs/>
                 <w:color w:val="000000"/>
                 <w:sz w:val="22"/>
-                <w:highlight w:val="green"/>
                 <w:lang w:eastAsia="en-IN" w:bidi="ta-IN"/>
               </w:rPr>
             </w:pPr>
@@ -1794,7 +1749,6 @@
                 <w:bCs/>
                 <w:color w:val="000000"/>
                 <w:sz w:val="22"/>
-                <w:highlight w:val="green"/>
                 <w:lang w:eastAsia="en-IN" w:bidi="ta-IN"/>
               </w:rPr>
               <w:t>STM32U375RG (Selected)</w:t>
@@ -1949,7 +1903,6 @@
                 <w:rFonts w:eastAsia="Times New Roman" w:cs="Times New Roman"/>
                 <w:color w:val="000000"/>
                 <w:sz w:val="22"/>
-                <w:highlight w:val="green"/>
                 <w:lang w:eastAsia="en-IN" w:bidi="ta-IN"/>
               </w:rPr>
             </w:pPr>
@@ -1958,7 +1911,6 @@
                 <w:rFonts w:eastAsia="Times New Roman" w:cs="Times New Roman"/>
                 <w:color w:val="000000"/>
                 <w:sz w:val="22"/>
-                <w:highlight w:val="green"/>
                 <w:lang w:eastAsia="en-IN" w:bidi="ta-IN"/>
               </w:rPr>
               <w:t>Ultra-low-power MCU</w:t>
@@ -2101,7 +2053,6 @@
                 <w:rFonts w:eastAsia="Times New Roman" w:cs="Times New Roman"/>
                 <w:color w:val="000000"/>
                 <w:sz w:val="22"/>
-                <w:highlight w:val="green"/>
                 <w:lang w:eastAsia="en-IN" w:bidi="ta-IN"/>
               </w:rPr>
             </w:pPr>
@@ -2110,7 +2061,6 @@
                 <w:rFonts w:eastAsia="Times New Roman" w:cs="Times New Roman"/>
                 <w:color w:val="000000"/>
                 <w:sz w:val="22"/>
-                <w:highlight w:val="green"/>
                 <w:lang w:eastAsia="en-IN" w:bidi="ta-IN"/>
               </w:rPr>
               <w:t>None</w:t>
@@ -2253,7 +2203,6 @@
                 <w:rFonts w:eastAsia="Times New Roman" w:cs="Times New Roman"/>
                 <w:color w:val="000000"/>
                 <w:sz w:val="22"/>
-                <w:highlight w:val="green"/>
                 <w:lang w:eastAsia="en-IN" w:bidi="ta-IN"/>
               </w:rPr>
             </w:pPr>
@@ -2262,7 +2211,6 @@
                 <w:rFonts w:eastAsia="Times New Roman" w:cs="Times New Roman"/>
                 <w:color w:val="000000"/>
                 <w:sz w:val="22"/>
-                <w:highlight w:val="green"/>
                 <w:lang w:eastAsia="en-IN" w:bidi="ta-IN"/>
               </w:rPr>
               <w:t>~32 µA/MHz</w:t>
@@ -2405,7 +2353,6 @@
                 <w:rFonts w:eastAsia="Times New Roman" w:cs="Times New Roman"/>
                 <w:color w:val="000000"/>
                 <w:sz w:val="22"/>
-                <w:highlight w:val="green"/>
                 <w:lang w:eastAsia="en-IN" w:bidi="ta-IN"/>
               </w:rPr>
             </w:pPr>
@@ -2414,7 +2361,6 @@
                 <w:rFonts w:eastAsia="Times New Roman" w:cs="Times New Roman"/>
                 <w:color w:val="000000"/>
                 <w:sz w:val="22"/>
-                <w:highlight w:val="green"/>
                 <w:lang w:eastAsia="en-IN" w:bidi="ta-IN"/>
               </w:rPr>
               <w:t>~1.6 µA</w:t>
@@ -2557,7 +2503,6 @@
                 <w:rFonts w:eastAsia="Times New Roman" w:cs="Times New Roman"/>
                 <w:color w:val="000000"/>
                 <w:sz w:val="22"/>
-                <w:highlight w:val="green"/>
                 <w:lang w:eastAsia="en-IN" w:bidi="ta-IN"/>
               </w:rPr>
             </w:pPr>
@@ -2566,11 +2511,21 @@
                 <w:rFonts w:eastAsia="Times New Roman" w:cs="Times New Roman"/>
                 <w:color w:val="000000"/>
                 <w:sz w:val="22"/>
-                <w:highlight w:val="green"/>
-                <w:lang w:eastAsia="en-IN" w:bidi="ta-IN"/>
-              </w:rPr>
-              <w:t>&lt;10 ms</w:t>
-            </w:r>
+                <w:lang w:eastAsia="en-IN" w:bidi="ta-IN"/>
+              </w:rPr>
+              <w:t xml:space="preserve">&lt;10 </w:t>
+            </w:r>
+            <w:proofErr w:type="spellStart"/>
+            <w:r>
+              <w:rPr>
+                <w:rFonts w:eastAsia="Times New Roman" w:cs="Times New Roman"/>
+                <w:color w:val="000000"/>
+                <w:sz w:val="22"/>
+                <w:lang w:eastAsia="en-IN" w:bidi="ta-IN"/>
+              </w:rPr>
+              <w:t>ms</w:t>
+            </w:r>
+            <w:proofErr w:type="spellEnd"/>
           </w:p>
         </w:tc>
         <w:tc>
@@ -2597,8 +2552,19 @@
                 <w:sz w:val="22"/>
                 <w:lang w:eastAsia="en-IN" w:bidi="ta-IN"/>
               </w:rPr>
-              <w:t>~15 ms</w:t>
-            </w:r>
+              <w:t xml:space="preserve">~15 </w:t>
+            </w:r>
+            <w:proofErr w:type="spellStart"/>
+            <w:r>
+              <w:rPr>
+                <w:rFonts w:eastAsia="Times New Roman" w:cs="Times New Roman"/>
+                <w:color w:val="000000"/>
+                <w:sz w:val="22"/>
+                <w:lang w:eastAsia="en-IN" w:bidi="ta-IN"/>
+              </w:rPr>
+              <w:t>ms</w:t>
+            </w:r>
+            <w:proofErr w:type="spellEnd"/>
           </w:p>
         </w:tc>
         <w:tc>
@@ -2625,8 +2591,19 @@
                 <w:sz w:val="22"/>
                 <w:lang w:eastAsia="en-IN" w:bidi="ta-IN"/>
               </w:rPr>
-              <w:t>~18 ms</w:t>
-            </w:r>
+              <w:t xml:space="preserve">~18 </w:t>
+            </w:r>
+            <w:proofErr w:type="spellStart"/>
+            <w:r>
+              <w:rPr>
+                <w:rFonts w:eastAsia="Times New Roman" w:cs="Times New Roman"/>
+                <w:color w:val="000000"/>
+                <w:sz w:val="22"/>
+                <w:lang w:eastAsia="en-IN" w:bidi="ta-IN"/>
+              </w:rPr>
+              <w:t>ms</w:t>
+            </w:r>
+            <w:proofErr w:type="spellEnd"/>
           </w:p>
         </w:tc>
         <w:tc>
@@ -2653,8 +2630,19 @@
                 <w:sz w:val="22"/>
                 <w:lang w:eastAsia="en-IN" w:bidi="ta-IN"/>
               </w:rPr>
-              <w:t>~12 ms</w:t>
-            </w:r>
+              <w:t xml:space="preserve">~12 </w:t>
+            </w:r>
+            <w:proofErr w:type="spellStart"/>
+            <w:r>
+              <w:rPr>
+                <w:rFonts w:eastAsia="Times New Roman" w:cs="Times New Roman"/>
+                <w:color w:val="000000"/>
+                <w:sz w:val="22"/>
+                <w:lang w:eastAsia="en-IN" w:bidi="ta-IN"/>
+              </w:rPr>
+              <w:t>ms</w:t>
+            </w:r>
+            <w:proofErr w:type="spellEnd"/>
           </w:p>
         </w:tc>
       </w:tr>
@@ -2709,7 +2697,6 @@
                 <w:rFonts w:eastAsia="Times New Roman" w:cs="Times New Roman"/>
                 <w:color w:val="000000"/>
                 <w:sz w:val="22"/>
-                <w:highlight w:val="green"/>
                 <w:lang w:eastAsia="en-IN" w:bidi="ta-IN"/>
               </w:rPr>
             </w:pPr>
@@ -2718,7 +2705,6 @@
                 <w:rFonts w:eastAsia="Times New Roman" w:cs="Times New Roman"/>
                 <w:color w:val="000000"/>
                 <w:sz w:val="22"/>
-                <w:highlight w:val="green"/>
                 <w:lang w:eastAsia="en-IN" w:bidi="ta-IN"/>
               </w:rPr>
               <w:t>Up to 1 MB</w:t>
@@ -2861,7 +2847,6 @@
                 <w:rFonts w:eastAsia="Times New Roman" w:cs="Times New Roman"/>
                 <w:color w:val="000000"/>
                 <w:sz w:val="22"/>
-                <w:highlight w:val="green"/>
                 <w:lang w:eastAsia="en-IN" w:bidi="ta-IN"/>
               </w:rPr>
             </w:pPr>
@@ -2870,7 +2855,6 @@
                 <w:rFonts w:eastAsia="Times New Roman" w:cs="Times New Roman"/>
                 <w:color w:val="000000"/>
                 <w:sz w:val="22"/>
-                <w:highlight w:val="green"/>
                 <w:lang w:eastAsia="en-IN" w:bidi="ta-IN"/>
               </w:rPr>
               <w:t>Up to 256 KB</w:t>
@@ -3013,7 +2997,6 @@
                 <w:rFonts w:eastAsia="Times New Roman" w:cs="Times New Roman"/>
                 <w:color w:val="000000"/>
                 <w:sz w:val="22"/>
-                <w:highlight w:val="green"/>
                 <w:lang w:eastAsia="en-IN" w:bidi="ta-IN"/>
               </w:rPr>
             </w:pPr>
@@ -3022,7 +3005,6 @@
                 <w:rFonts w:eastAsia="Times New Roman" w:cs="Times New Roman"/>
                 <w:color w:val="000000"/>
                 <w:sz w:val="22"/>
-                <w:highlight w:val="green"/>
                 <w:lang w:eastAsia="en-IN" w:bidi="ta-IN"/>
               </w:rPr>
               <w:t>6–8 weeks</w:t>
@@ -3331,14 +3313,7 @@
           <w:rFonts w:eastAsia="Times New Roman"/>
           <w:lang w:eastAsia="en-IN" w:bidi="ta-IN"/>
         </w:rPr>
-        <w:t>driven wearable</w:t>
-      </w:r>
-      <w:r>
-        <w:rPr>
-          <w:rFonts w:eastAsia="Times New Roman"/>
-          <w:lang w:eastAsia="en-IN" w:bidi="ta-IN"/>
-        </w:rPr>
-        <w:t>.</w:t>
+        <w:t>driven wearable.</w:t>
       </w:r>
     </w:p>
     <w:p>
@@ -3383,6 +3358,7 @@
           <w:szCs w:val="24"/>
           <w:lang w:val="en-IN" w:eastAsia="en-IN" w:bidi="ta-IN"/>
         </w:rPr>
+        <w:lastRenderedPageBreak/>
         <w:t>Table 2.1.2 – Wi-Fi Solution Comparison</w:t>
       </w:r>
     </w:p>
@@ -3451,7 +3427,6 @@
               <w:rPr>
                 <w:b/>
                 <w:bCs/>
-                <w:highlight w:val="green"/>
                 <w:lang w:eastAsia="en-IN"/>
               </w:rPr>
             </w:pPr>
@@ -3459,7 +3434,6 @@
               <w:rPr>
                 <w:b/>
                 <w:bCs/>
-                <w:highlight w:val="green"/>
                 <w:lang w:eastAsia="en-IN"/>
               </w:rPr>
               <w:t>nRF7002 (Selected)</w:t>
@@ -3561,13 +3535,11 @@
               <w:spacing w:after="0"/>
               <w:jc w:val="center"/>
               <w:rPr>
-                <w:highlight w:val="green"/>
                 <w:lang w:eastAsia="en-IN"/>
               </w:rPr>
             </w:pPr>
             <w:r>
               <w:rPr>
-                <w:highlight w:val="green"/>
                 <w:lang w:eastAsia="en-IN"/>
               </w:rPr>
               <w:t>Companion IC</w:t>
@@ -3661,13 +3633,11 @@
               <w:spacing w:after="0"/>
               <w:jc w:val="center"/>
               <w:rPr>
-                <w:highlight w:val="green"/>
                 <w:lang w:eastAsia="en-IN"/>
               </w:rPr>
             </w:pPr>
             <w:r>
               <w:rPr>
-                <w:highlight w:val="green"/>
                 <w:lang w:eastAsia="en-IN"/>
               </w:rPr>
               <w:t>Wi-Fi 6 (2.4/5 GHz)</w:t>
@@ -3761,13 +3731,11 @@
               <w:spacing w:after="0"/>
               <w:jc w:val="center"/>
               <w:rPr>
-                <w:highlight w:val="green"/>
                 <w:lang w:eastAsia="en-IN"/>
               </w:rPr>
             </w:pPr>
             <w:r>
               <w:rPr>
-                <w:highlight w:val="green"/>
                 <w:lang w:eastAsia="en-IN"/>
               </w:rPr>
               <w:t>&lt;5 µA</w:t>
@@ -3861,34 +3829,29 @@
               <w:spacing w:after="0"/>
               <w:jc w:val="center"/>
               <w:rPr>
-                <w:highlight w:val="green"/>
                 <w:lang w:eastAsia="en-IN"/>
               </w:rPr>
             </w:pPr>
             <w:r>
               <w:rPr>
-                <w:highlight w:val="green"/>
                 <w:lang w:eastAsia="en-IN"/>
               </w:rPr>
               <w:t>2</w:t>
             </w:r>
             <w:r>
               <w:rPr>
-                <w:highlight w:val="green"/>
                 <w:lang w:eastAsia="en-IN"/>
               </w:rPr>
               <w:t>62</w:t>
             </w:r>
             <w:r>
               <w:rPr>
-                <w:highlight w:val="green"/>
                 <w:lang w:eastAsia="en-IN"/>
               </w:rPr>
               <w:t xml:space="preserve"> m</w:t>
             </w:r>
             <w:r>
               <w:rPr>
-                <w:highlight w:val="green"/>
                 <w:lang w:eastAsia="en-IN"/>
               </w:rPr>
               <w:t xml:space="preserve">A </w:t>
@@ -4006,13 +3969,11 @@
               <w:spacing w:after="0"/>
               <w:jc w:val="center"/>
               <w:rPr>
-                <w:highlight w:val="green"/>
                 <w:lang w:eastAsia="en-IN"/>
               </w:rPr>
             </w:pPr>
             <w:r>
               <w:rPr>
-                <w:highlight w:val="green"/>
                 <w:lang w:eastAsia="en-IN"/>
               </w:rPr>
               <w:t>Lowest</w:t>
@@ -4106,13 +4067,11 @@
               <w:spacing w:after="0"/>
               <w:jc w:val="center"/>
               <w:rPr>
-                <w:highlight w:val="green"/>
                 <w:lang w:eastAsia="en-IN"/>
               </w:rPr>
             </w:pPr>
             <w:r>
               <w:rPr>
-                <w:highlight w:val="green"/>
                 <w:lang w:eastAsia="en-IN"/>
               </w:rPr>
               <w:t>SPI</w:t>
@@ -4206,13 +4165,11 @@
               <w:spacing w:after="0"/>
               <w:jc w:val="center"/>
               <w:rPr>
-                <w:highlight w:val="green"/>
                 <w:lang w:eastAsia="en-IN"/>
               </w:rPr>
             </w:pPr>
             <w:r>
               <w:rPr>
-                <w:highlight w:val="green"/>
                 <w:lang w:eastAsia="en-IN"/>
               </w:rPr>
               <w:t>~$4.8–5.2</w:t>
@@ -4571,15 +4528,13 @@
               <w:rPr>
                 <w:b/>
                 <w:bCs/>
-                <w:highlight w:val="green"/>
-                <w:lang w:eastAsia="en-IN" w:bidi="ta-IN"/>
-              </w:rPr>
-            </w:pPr>
-            <w:r>
-              <w:rPr>
-                <w:b/>
-                <w:bCs/>
-                <w:highlight w:val="green"/>
+                <w:lang w:eastAsia="en-IN" w:bidi="ta-IN"/>
+              </w:rPr>
+            </w:pPr>
+            <w:r>
+              <w:rPr>
+                <w:b/>
+                <w:bCs/>
                 <w:lang w:eastAsia="en-IN" w:bidi="ta-IN"/>
               </w:rPr>
               <w:t>nPM1300 (Selected)</w:t>
@@ -4677,14 +4632,12 @@
               <w:spacing w:after="0" w:line="240" w:lineRule="auto"/>
               <w:jc w:val="center"/>
               <w:rPr>
-                <w:highlight w:val="green"/>
                 <w:lang w:eastAsia="en-IN" w:bidi="ta-IN"/>
               </w:rPr>
             </w:pPr>
             <w:r>
               <w:rPr>
                 <w:color w:val="000000" w:themeColor="text1"/>
-                <w:highlight w:val="green"/>
                 <w:lang w:eastAsia="en-IN" w:bidi="ta-IN"/>
               </w:rPr>
               <w:t>Yes</w:t>
@@ -4776,14 +4729,12 @@
               <w:spacing w:after="0" w:line="240" w:lineRule="auto"/>
               <w:jc w:val="center"/>
               <w:rPr>
-                <w:highlight w:val="green"/>
                 <w:lang w:eastAsia="en-IN" w:bidi="ta-IN"/>
               </w:rPr>
             </w:pPr>
             <w:r>
               <w:rPr>
                 <w:color w:val="000000" w:themeColor="text1"/>
-                <w:highlight w:val="green"/>
                 <w:lang w:eastAsia="en-IN" w:bidi="ta-IN"/>
               </w:rPr>
               <w:t>1 programmable</w:t>
@@ -4875,14 +4826,12 @@
               <w:spacing w:after="0" w:line="240" w:lineRule="auto"/>
               <w:jc w:val="center"/>
               <w:rPr>
-                <w:highlight w:val="green"/>
                 <w:lang w:eastAsia="en-IN" w:bidi="ta-IN"/>
               </w:rPr>
             </w:pPr>
             <w:r>
               <w:rPr>
                 <w:color w:val="000000" w:themeColor="text1"/>
-                <w:highlight w:val="green"/>
                 <w:lang w:eastAsia="en-IN" w:bidi="ta-IN"/>
               </w:rPr>
               <w:t>3.3 V</w:t>
@@ -4974,14 +4923,12 @@
               <w:spacing w:after="0" w:line="240" w:lineRule="auto"/>
               <w:jc w:val="center"/>
               <w:rPr>
-                <w:highlight w:val="green"/>
                 <w:lang w:eastAsia="en-IN" w:bidi="ta-IN"/>
               </w:rPr>
             </w:pPr>
             <w:r>
               <w:rPr>
                 <w:color w:val="000000" w:themeColor="text1"/>
-                <w:highlight w:val="green"/>
                 <w:lang w:eastAsia="en-IN" w:bidi="ta-IN"/>
               </w:rPr>
               <w:t>Yes</w:t>
@@ -5073,14 +5020,12 @@
               <w:spacing w:after="0" w:line="240" w:lineRule="auto"/>
               <w:jc w:val="center"/>
               <w:rPr>
-                <w:highlight w:val="green"/>
                 <w:lang w:eastAsia="en-IN" w:bidi="ta-IN"/>
               </w:rPr>
             </w:pPr>
             <w:r>
               <w:rPr>
                 <w:color w:val="000000" w:themeColor="text1"/>
-                <w:highlight w:val="green"/>
                 <w:lang w:eastAsia="en-IN" w:bidi="ta-IN"/>
               </w:rPr>
               <w:t>Low</w:t>
@@ -5172,13 +5117,11 @@
               <w:spacing w:after="0" w:line="240" w:lineRule="auto"/>
               <w:jc w:val="center"/>
               <w:rPr>
-                <w:highlight w:val="green"/>
-                <w:lang w:eastAsia="en-IN" w:bidi="ta-IN"/>
-              </w:rPr>
-            </w:pPr>
-            <w:r>
-              <w:rPr>
-                <w:highlight w:val="green"/>
+                <w:lang w:eastAsia="en-IN" w:bidi="ta-IN"/>
+              </w:rPr>
+            </w:pPr>
+            <w:r>
+              <w:rPr>
                 <w:lang w:eastAsia="en-IN" w:bidi="ta-IN"/>
               </w:rPr>
               <w:t>Limited</w:t>
@@ -5268,13 +5211,11 @@
               <w:spacing w:after="0" w:line="240" w:lineRule="auto"/>
               <w:jc w:val="center"/>
               <w:rPr>
-                <w:highlight w:val="green"/>
-                <w:lang w:eastAsia="en-IN" w:bidi="ta-IN"/>
-              </w:rPr>
-            </w:pPr>
-            <w:r>
-              <w:rPr>
-                <w:highlight w:val="green"/>
+                <w:lang w:eastAsia="en-IN" w:bidi="ta-IN"/>
+              </w:rPr>
+            </w:pPr>
+            <w:r>
+              <w:rPr>
                 <w:lang w:eastAsia="en-IN" w:bidi="ta-IN"/>
               </w:rPr>
               <w:t>6–8 weeks</w:t>
@@ -5340,6 +5281,7 @@
           <w:rFonts w:eastAsia="Times New Roman"/>
           <w:lang w:eastAsia="en-IN" w:bidi="ta-IN"/>
         </w:rPr>
+        <w:lastRenderedPageBreak/>
         <w:t>PMIC Justification</w:t>
       </w:r>
     </w:p>
@@ -5589,15 +5531,13 @@
               <w:rPr>
                 <w:b/>
                 <w:bCs/>
-                <w:highlight w:val="green"/>
-                <w:lang w:eastAsia="en-IN" w:bidi="ta-IN"/>
-              </w:rPr>
-            </w:pPr>
-            <w:r>
-              <w:rPr>
-                <w:b/>
-                <w:bCs/>
-                <w:highlight w:val="green"/>
+                <w:lang w:eastAsia="en-IN" w:bidi="ta-IN"/>
+              </w:rPr>
+            </w:pPr>
+            <w:r>
+              <w:rPr>
+                <w:b/>
+                <w:bCs/>
                 <w:lang w:eastAsia="en-IN" w:bidi="ta-IN"/>
               </w:rPr>
               <w:t>LSM6DSOX (Selected)</w:t>
@@ -5694,13 +5634,11 @@
               <w:jc w:val="center"/>
               <w:rPr>
                 <w:rFonts w:eastAsia="Times New Roman" w:cs="Times New Roman"/>
-                <w:highlight w:val="green"/>
-                <w:lang w:eastAsia="en-IN" w:bidi="ta-IN"/>
-              </w:rPr>
-            </w:pPr>
-            <w:r>
-              <w:rPr>
-                <w:highlight w:val="green"/>
+                <w:lang w:eastAsia="en-IN" w:bidi="ta-IN"/>
+              </w:rPr>
+            </w:pPr>
+            <w:r>
+              <w:rPr>
                 <w:lang w:eastAsia="en-IN" w:bidi="ta-IN"/>
               </w:rPr>
               <w:t>~12 µA</w:t>
@@ -5793,13 +5731,11 @@
               <w:jc w:val="center"/>
               <w:rPr>
                 <w:rFonts w:eastAsia="Times New Roman" w:cs="Times New Roman"/>
-                <w:highlight w:val="green"/>
-                <w:lang w:eastAsia="en-IN" w:bidi="ta-IN"/>
-              </w:rPr>
-            </w:pPr>
-            <w:r>
-              <w:rPr>
-                <w:highlight w:val="green"/>
+                <w:lang w:eastAsia="en-IN" w:bidi="ta-IN"/>
+              </w:rPr>
+            </w:pPr>
+            <w:r>
+              <w:rPr>
                 <w:lang w:eastAsia="en-IN" w:bidi="ta-IN"/>
               </w:rPr>
               <w:t>~550 µA</w:t>
@@ -5892,13 +5828,11 @@
               <w:jc w:val="center"/>
               <w:rPr>
                 <w:rFonts w:eastAsia="Times New Roman" w:cs="Times New Roman"/>
-                <w:highlight w:val="green"/>
-                <w:lang w:eastAsia="en-IN" w:bidi="ta-IN"/>
-              </w:rPr>
-            </w:pPr>
-            <w:r>
-              <w:rPr>
-                <w:highlight w:val="green"/>
+                <w:lang w:eastAsia="en-IN" w:bidi="ta-IN"/>
+              </w:rPr>
+            </w:pPr>
+            <w:r>
+              <w:rPr>
                 <w:lang w:eastAsia="en-IN" w:bidi="ta-IN"/>
               </w:rPr>
               <w:t>MLC + FSM</w:t>
@@ -5991,13 +5925,11 @@
               <w:jc w:val="center"/>
               <w:rPr>
                 <w:rFonts w:eastAsia="Times New Roman" w:cs="Times New Roman"/>
-                <w:highlight w:val="green"/>
-                <w:lang w:eastAsia="en-IN" w:bidi="ta-IN"/>
-              </w:rPr>
-            </w:pPr>
-            <w:r>
-              <w:rPr>
-                <w:highlight w:val="green"/>
+                <w:lang w:eastAsia="en-IN" w:bidi="ta-IN"/>
+              </w:rPr>
+            </w:pPr>
+            <w:r>
+              <w:rPr>
                 <w:lang w:eastAsia="en-IN" w:bidi="ta-IN"/>
               </w:rPr>
               <w:t>Highest</w:t>
@@ -6090,13 +6022,11 @@
               <w:jc w:val="center"/>
               <w:rPr>
                 <w:rFonts w:eastAsia="Times New Roman" w:cs="Times New Roman"/>
-                <w:highlight w:val="green"/>
-                <w:lang w:eastAsia="en-IN" w:bidi="ta-IN"/>
-              </w:rPr>
-            </w:pPr>
-            <w:r>
-              <w:rPr>
-                <w:highlight w:val="green"/>
+                <w:lang w:eastAsia="en-IN" w:bidi="ta-IN"/>
+              </w:rPr>
+            </w:pPr>
+            <w:r>
+              <w:rPr>
                 <w:lang w:eastAsia="en-IN" w:bidi="ta-IN"/>
               </w:rPr>
               <w:t>Lowest</w:t>
@@ -6189,13 +6119,11 @@
               <w:jc w:val="center"/>
               <w:rPr>
                 <w:rFonts w:eastAsia="Times New Roman" w:cs="Times New Roman"/>
-                <w:highlight w:val="green"/>
-                <w:lang w:eastAsia="en-IN" w:bidi="ta-IN"/>
-              </w:rPr>
-            </w:pPr>
-            <w:r>
-              <w:rPr>
-                <w:highlight w:val="green"/>
+                <w:lang w:eastAsia="en-IN" w:bidi="ta-IN"/>
+              </w:rPr>
+            </w:pPr>
+            <w:r>
+              <w:rPr>
                 <w:lang w:eastAsia="en-IN" w:bidi="ta-IN"/>
               </w:rPr>
               <w:t>6–8 weeks</w:t>
@@ -6420,6 +6348,7 @@
           <w:bCs/>
           <w:lang w:eastAsia="en-IN" w:bidi="ta-IN"/>
         </w:rPr>
+        <w:lastRenderedPageBreak/>
         <w:t>Table 2.1.5 – Audio Codec Comparison</w:t>
       </w:r>
     </w:p>
@@ -6477,16 +6406,14 @@
                 <w:rFonts w:eastAsia="Times New Roman" w:cs="Times New Roman"/>
                 <w:b/>
                 <w:bCs/>
-                <w:highlight w:val="green"/>
-                <w:lang w:eastAsia="en-IN" w:bidi="ta-IN"/>
-              </w:rPr>
-            </w:pPr>
-            <w:r>
-              <w:rPr>
-                <w:rFonts w:eastAsia="Times New Roman" w:cs="Times New Roman"/>
-                <w:b/>
-                <w:bCs/>
-                <w:highlight w:val="green"/>
+                <w:lang w:eastAsia="en-IN" w:bidi="ta-IN"/>
+              </w:rPr>
+            </w:pPr>
+            <w:r>
+              <w:rPr>
+                <w:rFonts w:eastAsia="Times New Roman" w:cs="Times New Roman"/>
+                <w:b/>
+                <w:bCs/>
                 <w:lang w:eastAsia="en-IN" w:bidi="ta-IN"/>
               </w:rPr>
               <w:t>SGTL5000</w:t>
@@ -6496,7 +6423,6 @@
                 <w:rFonts w:eastAsia="Times New Roman" w:cs="Times New Roman"/>
                 <w:b/>
                 <w:bCs/>
-                <w:highlight w:val="green"/>
                 <w:lang w:eastAsia="en-IN" w:bidi="ta-IN"/>
               </w:rPr>
               <w:t xml:space="preserve"> </w:t>
@@ -6509,16 +6435,14 @@
                 <w:rFonts w:eastAsia="Times New Roman" w:cs="Times New Roman"/>
                 <w:b/>
                 <w:bCs/>
-                <w:highlight w:val="green"/>
-                <w:lang w:eastAsia="en-IN" w:bidi="ta-IN"/>
-              </w:rPr>
-            </w:pPr>
-            <w:r>
-              <w:rPr>
-                <w:rFonts w:eastAsia="Times New Roman" w:cs="Times New Roman"/>
-                <w:b/>
-                <w:bCs/>
-                <w:highlight w:val="green"/>
+                <w:lang w:eastAsia="en-IN" w:bidi="ta-IN"/>
+              </w:rPr>
+            </w:pPr>
+            <w:r>
+              <w:rPr>
+                <w:rFonts w:eastAsia="Times New Roman" w:cs="Times New Roman"/>
+                <w:b/>
+                <w:bCs/>
                 <w:lang w:eastAsia="en-IN" w:bidi="ta-IN"/>
               </w:rPr>
               <w:t>(Selected)</w:t>
@@ -6618,14 +6542,12 @@
               <w:jc w:val="center"/>
               <w:rPr>
                 <w:rFonts w:eastAsia="Times New Roman" w:cs="Times New Roman"/>
-                <w:highlight w:val="green"/>
-                <w:lang w:eastAsia="en-IN" w:bidi="ta-IN"/>
-              </w:rPr>
-            </w:pPr>
-            <w:r>
-              <w:rPr>
-                <w:rFonts w:eastAsia="Times New Roman" w:cs="Times New Roman"/>
-                <w:highlight w:val="green"/>
+                <w:lang w:eastAsia="en-IN" w:bidi="ta-IN"/>
+              </w:rPr>
+            </w:pPr>
+            <w:r>
+              <w:rPr>
+                <w:rFonts w:eastAsia="Times New Roman" w:cs="Times New Roman"/>
                 <w:lang w:eastAsia="en-IN" w:bidi="ta-IN"/>
               </w:rPr>
               <w:t>~6 mA</w:t>
@@ -6717,14 +6639,12 @@
               <w:jc w:val="center"/>
               <w:rPr>
                 <w:rFonts w:eastAsia="Times New Roman" w:cs="Times New Roman"/>
-                <w:highlight w:val="green"/>
-                <w:lang w:eastAsia="en-IN" w:bidi="ta-IN"/>
-              </w:rPr>
-            </w:pPr>
-            <w:r>
-              <w:rPr>
-                <w:rFonts w:eastAsia="Times New Roman" w:cs="Times New Roman"/>
-                <w:highlight w:val="green"/>
+                <w:lang w:eastAsia="en-IN" w:bidi="ta-IN"/>
+              </w:rPr>
+            </w:pPr>
+            <w:r>
+              <w:rPr>
+                <w:rFonts w:eastAsia="Times New Roman" w:cs="Times New Roman"/>
                 <w:lang w:eastAsia="en-IN" w:bidi="ta-IN"/>
               </w:rPr>
               <w:t>20–25 mA current</w:t>
@@ -6982,16 +6902,14 @@
                 <w:rFonts w:eastAsia="Times New Roman" w:cs="Times New Roman"/>
                 <w:b/>
                 <w:bCs/>
-                <w:highlight w:val="green"/>
-                <w:lang w:eastAsia="en-IN" w:bidi="ta-IN"/>
-              </w:rPr>
-            </w:pPr>
-            <w:r>
-              <w:rPr>
-                <w:rFonts w:eastAsia="Times New Roman" w:cs="Times New Roman"/>
-                <w:b/>
-                <w:bCs/>
-                <w:highlight w:val="green"/>
+                <w:lang w:eastAsia="en-IN" w:bidi="ta-IN"/>
+              </w:rPr>
+            </w:pPr>
+            <w:r>
+              <w:rPr>
+                <w:rFonts w:eastAsia="Times New Roman" w:cs="Times New Roman"/>
+                <w:b/>
+                <w:bCs/>
                 <w:lang w:eastAsia="en-IN" w:bidi="ta-IN"/>
               </w:rPr>
               <w:t>DRV2603 (Selected)</w:t>
@@ -7091,14 +7009,12 @@
               <w:jc w:val="center"/>
               <w:rPr>
                 <w:rFonts w:eastAsia="Times New Roman" w:cs="Times New Roman"/>
-                <w:highlight w:val="green"/>
-                <w:lang w:eastAsia="en-IN" w:bidi="ta-IN"/>
-              </w:rPr>
-            </w:pPr>
-            <w:r>
-              <w:rPr>
-                <w:rFonts w:eastAsia="Times New Roman" w:cs="Times New Roman"/>
-                <w:highlight w:val="green"/>
+                <w:lang w:eastAsia="en-IN" w:bidi="ta-IN"/>
+              </w:rPr>
+            </w:pPr>
+            <w:r>
+              <w:rPr>
+                <w:rFonts w:eastAsia="Times New Roman" w:cs="Times New Roman"/>
                 <w:lang w:eastAsia="en-IN" w:bidi="ta-IN"/>
               </w:rPr>
               <w:t>LRA</w:t>
@@ -7190,14 +7106,12 @@
               <w:jc w:val="center"/>
               <w:rPr>
                 <w:rFonts w:eastAsia="Times New Roman" w:cs="Times New Roman"/>
-                <w:highlight w:val="green"/>
-                <w:lang w:eastAsia="en-IN" w:bidi="ta-IN"/>
-              </w:rPr>
-            </w:pPr>
-            <w:r>
-              <w:rPr>
-                <w:rFonts w:eastAsia="Times New Roman" w:cs="Times New Roman"/>
-                <w:highlight w:val="green"/>
+                <w:lang w:eastAsia="en-IN" w:bidi="ta-IN"/>
+              </w:rPr>
+            </w:pPr>
+            <w:r>
+              <w:rPr>
+                <w:rFonts w:eastAsia="Times New Roman" w:cs="Times New Roman"/>
                 <w:lang w:eastAsia="en-IN" w:bidi="ta-IN"/>
               </w:rPr>
               <w:t>Closed-loop</w:t>
@@ -7289,14 +7203,12 @@
               <w:jc w:val="center"/>
               <w:rPr>
                 <w:rFonts w:eastAsia="Times New Roman" w:cs="Times New Roman"/>
-                <w:highlight w:val="green"/>
-                <w:lang w:eastAsia="en-IN" w:bidi="ta-IN"/>
-              </w:rPr>
-            </w:pPr>
-            <w:r>
-              <w:rPr>
-                <w:rFonts w:eastAsia="Times New Roman" w:cs="Times New Roman"/>
-                <w:highlight w:val="green"/>
+                <w:lang w:eastAsia="en-IN" w:bidi="ta-IN"/>
+              </w:rPr>
+            </w:pPr>
+            <w:r>
+              <w:rPr>
+                <w:rFonts w:eastAsia="Times New Roman" w:cs="Times New Roman"/>
                 <w:lang w:eastAsia="en-IN" w:bidi="ta-IN"/>
               </w:rPr>
               <w:t>~0.5 mA</w:t>
@@ -7412,14 +7324,7 @@
           <w:rFonts w:eastAsia="Times New Roman"/>
           <w:lang w:eastAsia="en-IN" w:bidi="ta-IN"/>
         </w:rPr>
-        <w:t>, lowest idle current, and minimal firmware involvement, making it ideal for accessibility alerts in a wearable device</w:t>
-      </w:r>
-      <w:r>
-        <w:rPr>
-          <w:rFonts w:eastAsia="Times New Roman"/>
-          <w:lang w:eastAsia="en-IN" w:bidi="ta-IN"/>
-        </w:rPr>
-        <w:t>.</w:t>
+        <w:t>, lowest idle current, and minimal firmware involvement, making it ideal for accessibility alerts in a wearable device.</w:t>
       </w:r>
     </w:p>
     <w:p>
@@ -7523,6 +7428,7 @@
           <w:szCs w:val="24"/>
           <w:lang w:eastAsia="en-IN" w:bidi="ta-IN"/>
         </w:rPr>
+        <w:lastRenderedPageBreak/>
         <w:t>Touch</w:t>
       </w:r>
       <w:r>
@@ -7553,27 +7459,7 @@
           <w:szCs w:val="24"/>
           <w:lang w:eastAsia="en-IN" w:bidi="ta-IN"/>
         </w:rPr>
-        <w:t xml:space="preserve">This </w:t>
-      </w:r>
-      <w:r>
-        <w:rPr>
-          <w:rFonts w:eastAsia="Times New Roman"/>
-          <w:b/>
-          <w:bCs/>
-          <w:szCs w:val="24"/>
-          <w:lang w:eastAsia="en-IN" w:bidi="ta-IN"/>
-        </w:rPr>
-        <w:t>combination</w:t>
-      </w:r>
-      <w:r>
-        <w:rPr>
-          <w:rFonts w:eastAsia="Times New Roman"/>
-          <w:b/>
-          <w:bCs/>
-          <w:szCs w:val="24"/>
-          <w:lang w:eastAsia="en-IN" w:bidi="ta-IN"/>
-        </w:rPr>
-        <w:t xml:space="preserve"> provides:</w:t>
+        <w:t>This combination provides:</w:t>
       </w:r>
     </w:p>
     <w:p>
@@ -7693,7 +7579,21 @@
         <w:rPr>
           <w:lang w:eastAsia="en-IN"/>
         </w:rPr>
-        <w:t>High-speed interfaces are limited to short-duration, on-demand activity to minimize EMI and energy loss, while low-speed control interfaces remain idle for the majority of system lifetime. Interface selection prioritizes mature protocols, wide ecosystem support, and deterministic timing behavior, ensuring reliable operation in a compact smartwatch-class form factor.</w:t>
+        <w:t xml:space="preserve">High-speed interfaces are limited to short-duration, on-demand activity to minimize EMI and energy loss, while low-speed control interfaces remain idle for the majority of system lifetime. Interface selection prioritizes mature protocols, wide ecosystem support, and deterministic timing </w:t>
+      </w:r>
+      <w:proofErr w:type="spellStart"/>
+      <w:r>
+        <w:rPr>
+          <w:lang w:eastAsia="en-IN"/>
+        </w:rPr>
+        <w:t>behavior</w:t>
+      </w:r>
+      <w:proofErr w:type="spellEnd"/>
+      <w:r>
+        <w:rPr>
+          <w:lang w:eastAsia="en-IN"/>
+        </w:rPr>
+        <w:t>, ensuring reliable operation in a compact smartwatch-class form factor.</w:t>
       </w:r>
     </w:p>
     <w:p>
@@ -8644,6 +8544,7 @@
                 <w:bCs/>
                 <w:lang w:eastAsia="en-IN" w:bidi="ta-IN"/>
               </w:rPr>
+              <w:lastRenderedPageBreak/>
               <w:t>I²S / SAI</w:t>
             </w:r>
           </w:p>
@@ -10022,6 +9923,7 @@
         <w:pStyle w:val="Heading3"/>
       </w:pPr>
       <w:r>
+        <w:lastRenderedPageBreak/>
         <w:t>MCU GPIO – DC Logic Levels @ 2.7 V</w:t>
       </w:r>
     </w:p>
@@ -10743,8 +10645,19 @@
                 <w:szCs w:val="24"/>
                 <w:lang w:eastAsia="en-IN" w:bidi="ta-IN"/>
               </w:rPr>
-              <w:t>30–50 kΩ</w:t>
-            </w:r>
+              <w:t xml:space="preserve">30–50 </w:t>
+            </w:r>
+            <w:proofErr w:type="spellStart"/>
+            <w:r>
+              <w:rPr>
+                <w:rFonts w:eastAsia="Times New Roman" w:cs="Times New Roman"/>
+                <w:color w:val="000000"/>
+                <w:szCs w:val="24"/>
+                <w:lang w:eastAsia="en-IN" w:bidi="ta-IN"/>
+              </w:rPr>
+              <w:t>kΩ</w:t>
+            </w:r>
+            <w:proofErr w:type="spellEnd"/>
           </w:p>
         </w:tc>
         <w:tc>
@@ -11527,6 +11440,7 @@
         <w:pStyle w:val="Heading3"/>
       </w:pPr>
       <w:r>
+        <w:lastRenderedPageBreak/>
         <w:t>I²C Interface – DC &amp; AC @ 2.7 V</w:t>
       </w:r>
     </w:p>
@@ -11828,8 +11742,19 @@
                 <w:szCs w:val="24"/>
                 <w:lang w:eastAsia="en-IN" w:bidi="ta-IN"/>
               </w:rPr>
-              <w:t>4.7 kΩ</w:t>
-            </w:r>
+              <w:t xml:space="preserve">4.7 </w:t>
+            </w:r>
+            <w:proofErr w:type="spellStart"/>
+            <w:r>
+              <w:rPr>
+                <w:rFonts w:eastAsia="Times New Roman" w:cs="Times New Roman"/>
+                <w:color w:val="000000"/>
+                <w:szCs w:val="24"/>
+                <w:lang w:eastAsia="en-IN" w:bidi="ta-IN"/>
+              </w:rPr>
+              <w:t>kΩ</w:t>
+            </w:r>
+            <w:proofErr w:type="spellEnd"/>
           </w:p>
         </w:tc>
       </w:tr>
@@ -11894,7 +11819,27 @@
                 <w:szCs w:val="24"/>
                 <w:lang w:eastAsia="en-IN" w:bidi="ta-IN"/>
               </w:rPr>
-              <w:t>≈ 0.57 mA (2.7 V / 4.7 kΩ)</w:t>
+              <w:t xml:space="preserve">≈ 0.57 mA (2.7 V / 4.7 </w:t>
+            </w:r>
+            <w:proofErr w:type="spellStart"/>
+            <w:r>
+              <w:rPr>
+                <w:rFonts w:eastAsia="Times New Roman" w:cs="Times New Roman"/>
+                <w:color w:val="000000"/>
+                <w:szCs w:val="24"/>
+                <w:lang w:eastAsia="en-IN" w:bidi="ta-IN"/>
+              </w:rPr>
+              <w:t>kΩ</w:t>
+            </w:r>
+            <w:proofErr w:type="spellEnd"/>
+            <w:r>
+              <w:rPr>
+                <w:rFonts w:eastAsia="Times New Roman" w:cs="Times New Roman"/>
+                <w:color w:val="000000"/>
+                <w:szCs w:val="24"/>
+                <w:lang w:eastAsia="en-IN" w:bidi="ta-IN"/>
+              </w:rPr>
+              <w:t>)</w:t>
             </w:r>
           </w:p>
         </w:tc>
@@ -12064,7 +12009,31 @@
                 <w:szCs w:val="24"/>
                 <w:lang w:eastAsia="en-IN" w:bidi="ta-IN"/>
               </w:rPr>
-              <w:t>Fall time (tf)</w:t>
+              <w:t>Fall time (</w:t>
+            </w:r>
+            <w:proofErr w:type="spellStart"/>
+            <w:r>
+              <w:rPr>
+                <w:rFonts w:eastAsia="Times New Roman" w:cs="Times New Roman"/>
+                <w:b/>
+                <w:bCs/>
+                <w:color w:val="000000"/>
+                <w:szCs w:val="24"/>
+                <w:lang w:eastAsia="en-IN" w:bidi="ta-IN"/>
+              </w:rPr>
+              <w:t>tf</w:t>
+            </w:r>
+            <w:proofErr w:type="spellEnd"/>
+            <w:r>
+              <w:rPr>
+                <w:rFonts w:eastAsia="Times New Roman" w:cs="Times New Roman"/>
+                <w:b/>
+                <w:bCs/>
+                <w:color w:val="000000"/>
+                <w:szCs w:val="24"/>
+                <w:lang w:eastAsia="en-IN" w:bidi="ta-IN"/>
+              </w:rPr>
+              <w:t>)</w:t>
             </w:r>
           </w:p>
         </w:tc>
@@ -12771,8 +12740,19 @@
                 <w:szCs w:val="24"/>
                 <w:lang w:eastAsia="en-IN" w:bidi="ta-IN"/>
               </w:rPr>
-              <w:t>&lt;100 ps</w:t>
-            </w:r>
+              <w:t xml:space="preserve">&lt;100 </w:t>
+            </w:r>
+            <w:proofErr w:type="spellStart"/>
+            <w:r>
+              <w:rPr>
+                <w:rFonts w:eastAsia="Times New Roman" w:cs="Times New Roman"/>
+                <w:color w:val="000000"/>
+                <w:szCs w:val="24"/>
+                <w:lang w:eastAsia="en-IN" w:bidi="ta-IN"/>
+              </w:rPr>
+              <w:t>ps</w:t>
+            </w:r>
+            <w:proofErr w:type="spellEnd"/>
           </w:p>
         </w:tc>
       </w:tr>
@@ -12853,6 +12833,7 @@
         <w:pStyle w:val="Heading3"/>
       </w:pPr>
       <w:r>
+        <w:lastRenderedPageBreak/>
         <w:t>Interrupt Lines – DC &amp; AC @ 2.7 V</w:t>
       </w:r>
     </w:p>
@@ -13397,8 +13378,19 @@
                 <w:szCs w:val="24"/>
                 <w:lang w:eastAsia="en-IN" w:bidi="ta-IN"/>
               </w:rPr>
-              <w:t>10 kΩ</w:t>
-            </w:r>
+              <w:t xml:space="preserve">10 </w:t>
+            </w:r>
+            <w:proofErr w:type="spellStart"/>
+            <w:r>
+              <w:rPr>
+                <w:rFonts w:eastAsia="Times New Roman" w:cs="Times New Roman"/>
+                <w:color w:val="000000"/>
+                <w:szCs w:val="24"/>
+                <w:lang w:eastAsia="en-IN" w:bidi="ta-IN"/>
+              </w:rPr>
+              <w:t>kΩ</w:t>
+            </w:r>
+            <w:proofErr w:type="spellEnd"/>
           </w:p>
         </w:tc>
         <w:tc>
@@ -13781,7 +13773,16 @@
                 <w:szCs w:val="24"/>
                 <w:lang w:eastAsia="en-IN" w:bidi="ta-IN"/>
               </w:rPr>
-              <w:t>Level-3</w:t>
+              <w:t>Level-</w:t>
+            </w:r>
+            <w:r>
+              <w:rPr>
+                <w:rFonts w:eastAsia="Times New Roman" w:cs="Times New Roman"/>
+                <w:color w:val="000000"/>
+                <w:szCs w:val="24"/>
+                <w:lang w:eastAsia="en-IN" w:bidi="ta-IN"/>
+              </w:rPr>
+              <w:t>4</w:t>
             </w:r>
           </w:p>
         </w:tc>
@@ -15044,31 +15045,7 @@
         <w:pStyle w:val="KSRChapterCntnt"/>
       </w:pPr>
       <w:r>
-        <w:t>All digital and analog interfaces operate at 2.7 V nominal, fully within device-specified</w:t>
-      </w:r>
-      <w:r>
-        <w:t xml:space="preserve"> </w:t>
-      </w:r>
-      <w:r>
-        <w:t>limits.</w:t>
-      </w:r>
-      <w:r>
-        <w:t xml:space="preserve"> </w:t>
-      </w:r>
-      <w:r>
-        <w:t>Signal integrity margins are preserved despite lower swing, while EMI and static</w:t>
-      </w:r>
-      <w:r>
-        <w:t xml:space="preserve"> </w:t>
-      </w:r>
-      <w:r>
-        <w:t>power are reduced.</w:t>
-      </w:r>
-      <w:r>
-        <w:t xml:space="preserve"> </w:t>
-      </w:r>
-      <w:r>
-        <w:t>This voltage strategy is optimal for an event-driven, Gen-1 wearable and consistent with the locked power architecture.</w:t>
+        <w:t>All digital and analog interfaces operate at 2.7 V nominal, fully within device-specified limits. Signal integrity margins are preserved despite lower swing, while EMI and static power are reduced. This voltage strategy is optimal for an event-driven, Gen-1 wearable and consistent with the locked power architecture.</w:t>
       </w:r>
     </w:p>
     <w:p>
@@ -15076,6 +15053,7 @@
         <w:pStyle w:val="Heading2"/>
       </w:pPr>
       <w:r>
+        <w:lastRenderedPageBreak/>
         <w:t>Power Sequencing</w:t>
       </w:r>
     </w:p>
@@ -15395,6 +15373,7 @@
         <w:pStyle w:val="Heading2"/>
       </w:pPr>
       <w:r>
+        <w:lastRenderedPageBreak/>
         <w:t>Power Consumption &amp; Dissipation Calculations</w:t>
       </w:r>
     </w:p>
@@ -18249,6 +18228,7 @@
                 <w:szCs w:val="24"/>
                 <w:lang w:eastAsia="en-IN" w:bidi="ta-IN"/>
               </w:rPr>
+              <w:lastRenderedPageBreak/>
               <w:t>PC9</w:t>
             </w:r>
           </w:p>
@@ -22165,6 +22145,7 @@
                 <w:szCs w:val="24"/>
                 <w:lang w:eastAsia="en-IN" w:bidi="ta-IN"/>
               </w:rPr>
+              <w:lastRenderedPageBreak/>
               <w:t>PA9</w:t>
             </w:r>
           </w:p>
@@ -22483,8 +22464,19 @@
                 <w:szCs w:val="24"/>
                 <w:lang w:eastAsia="en-IN" w:bidi="ta-IN"/>
               </w:rPr>
-              <w:t>Display chip select</w:t>
-            </w:r>
+              <w:t xml:space="preserve">Display chip </w:t>
+            </w:r>
+            <w:proofErr w:type="gramStart"/>
+            <w:r>
+              <w:rPr>
+                <w:rFonts w:eastAsia="Times New Roman" w:cs="Times New Roman"/>
+                <w:color w:val="000000"/>
+                <w:szCs w:val="24"/>
+                <w:lang w:eastAsia="en-IN" w:bidi="ta-IN"/>
+              </w:rPr>
+              <w:t>select</w:t>
+            </w:r>
+            <w:proofErr w:type="gramEnd"/>
           </w:p>
         </w:tc>
       </w:tr>
@@ -23362,6 +23354,7 @@
         <w:pStyle w:val="Heading1"/>
       </w:pPr>
       <w:r>
+        <w:lastRenderedPageBreak/>
         <w:t>3. Software Detailed Desig</w:t>
       </w:r>
       <w:r>
@@ -23375,21 +23368,7 @@
           <w:i/>
           <w:iCs/>
         </w:rPr>
-        <w:t xml:space="preserve">(Section </w:t>
-      </w:r>
-      <w:r>
-        <w:rPr>
-          <w:i/>
-          <w:iCs/>
-        </w:rPr>
-        <w:t>3</w:t>
-      </w:r>
-      <w:r>
-        <w:rPr>
-          <w:i/>
-          <w:iCs/>
-        </w:rPr>
-        <w:t>)</w:t>
+        <w:t>(Section 3)</w:t>
       </w:r>
     </w:p>
     <w:p>
@@ -23565,7 +23544,21 @@
         <w:rPr>
           <w:lang w:eastAsia="en-IN"/>
         </w:rPr>
-        <w:t xml:space="preserve">This section analyzes the non-volatile and volatile memory requirements of the system firmware and validates that the selected MCU provides sufficient margin for current functionality and future scalability. Memory estimation is based on </w:t>
+        <w:t xml:space="preserve">This section </w:t>
+      </w:r>
+      <w:proofErr w:type="spellStart"/>
+      <w:r>
+        <w:rPr>
+          <w:lang w:eastAsia="en-IN"/>
+        </w:rPr>
+        <w:t>analyzes</w:t>
+      </w:r>
+      <w:proofErr w:type="spellEnd"/>
+      <w:r>
+        <w:rPr>
+          <w:lang w:eastAsia="en-IN"/>
+        </w:rPr>
+        <w:t xml:space="preserve"> the non-volatile and volatile memory requirements of the system firmware and validates that the selected MCU provides sufficient margin for current functionality and future scalability. Memory estimation is based on </w:t>
       </w:r>
       <w:r>
         <w:rPr>
@@ -23988,6 +23981,7 @@
                 <w:szCs w:val="24"/>
                 <w:lang w:eastAsia="en-IN" w:bidi="ta-IN"/>
               </w:rPr>
+              <w:lastRenderedPageBreak/>
               <w:t>Flash Usage Category</w:t>
             </w:r>
           </w:p>
@@ -24230,8 +24224,19 @@
                 <w:szCs w:val="24"/>
                 <w:lang w:eastAsia="en-IN" w:bidi="ta-IN"/>
               </w:rPr>
-              <w:t>Scheduler, IPC, power mgmt</w:t>
-            </w:r>
+              <w:t xml:space="preserve">Scheduler, IPC, power </w:t>
+            </w:r>
+            <w:proofErr w:type="spellStart"/>
+            <w:r>
+              <w:rPr>
+                <w:rFonts w:eastAsia="Times New Roman" w:cs="Times New Roman"/>
+                <w:color w:val="000000"/>
+                <w:szCs w:val="24"/>
+                <w:lang w:eastAsia="en-IN" w:bidi="ta-IN"/>
+              </w:rPr>
+              <w:t>mgmt</w:t>
+            </w:r>
+            <w:proofErr w:type="spellEnd"/>
           </w:p>
         </w:tc>
       </w:tr>
@@ -25016,7 +25021,29 @@
                 <w:szCs w:val="24"/>
                 <w:lang w:eastAsia="en-IN" w:bidi="ta-IN"/>
               </w:rPr>
-              <w:t>≈492 KB</w:t>
+              <w:t>≈</w:t>
+            </w:r>
+            <w:r>
+              <w:rPr>
+                <w:rFonts w:eastAsia="Times New Roman" w:cs="Times New Roman"/>
+                <w:b/>
+                <w:bCs/>
+                <w:color w:val="000000"/>
+                <w:szCs w:val="24"/>
+                <w:lang w:eastAsia="en-IN" w:bidi="ta-IN"/>
+              </w:rPr>
+              <w:t xml:space="preserve"> </w:t>
+            </w:r>
+            <w:r>
+              <w:rPr>
+                <w:rFonts w:eastAsia="Times New Roman" w:cs="Times New Roman"/>
+                <w:b/>
+                <w:bCs/>
+                <w:color w:val="000000"/>
+                <w:szCs w:val="24"/>
+                <w:lang w:eastAsia="en-IN" w:bidi="ta-IN"/>
+              </w:rPr>
+              <w:t>492 KB</w:t>
             </w:r>
           </w:p>
         </w:tc>
@@ -25557,6 +25584,7 @@
           <w:bCs/>
           <w:lang w:eastAsia="en-IN" w:bidi="ta-IN"/>
         </w:rPr>
+        <w:lastRenderedPageBreak/>
         <w:t>b) Thread Stack Allocation (Worst-Case)</w:t>
       </w:r>
     </w:p>
@@ -25592,6 +25620,7 @@
           <w:p>
             <w:pPr>
               <w:spacing w:after="0" w:line="240" w:lineRule="auto"/>
+              <w:jc w:val="center"/>
               <w:rPr>
                 <w:rFonts w:eastAsia="Times New Roman" w:cs="Times New Roman"/>
                 <w:b/>
@@ -25623,6 +25652,7 @@
           <w:p>
             <w:pPr>
               <w:spacing w:after="0" w:line="240" w:lineRule="auto"/>
+              <w:jc w:val="center"/>
               <w:rPr>
                 <w:rFonts w:eastAsia="Times New Roman" w:cs="Times New Roman"/>
                 <w:b/>
@@ -25660,6 +25690,7 @@
           <w:p>
             <w:pPr>
               <w:spacing w:after="0" w:line="240" w:lineRule="auto"/>
+              <w:jc w:val="center"/>
               <w:rPr>
                 <w:rFonts w:eastAsia="Times New Roman" w:cs="Times New Roman"/>
                 <w:color w:val="000000"/>
@@ -25687,6 +25718,7 @@
           <w:p>
             <w:pPr>
               <w:spacing w:after="0" w:line="240" w:lineRule="auto"/>
+              <w:jc w:val="center"/>
               <w:rPr>
                 <w:rFonts w:eastAsia="Times New Roman" w:cs="Times New Roman"/>
                 <w:color w:val="000000"/>
@@ -25720,6 +25752,7 @@
           <w:p>
             <w:pPr>
               <w:spacing w:after="0" w:line="240" w:lineRule="auto"/>
+              <w:jc w:val="center"/>
               <w:rPr>
                 <w:rFonts w:eastAsia="Times New Roman" w:cs="Times New Roman"/>
                 <w:color w:val="000000"/>
@@ -25747,6 +25780,7 @@
           <w:p>
             <w:pPr>
               <w:spacing w:after="0" w:line="240" w:lineRule="auto"/>
+              <w:jc w:val="center"/>
               <w:rPr>
                 <w:rFonts w:eastAsia="Times New Roman" w:cs="Times New Roman"/>
                 <w:color w:val="000000"/>
@@ -25780,6 +25814,7 @@
           <w:p>
             <w:pPr>
               <w:spacing w:after="0" w:line="240" w:lineRule="auto"/>
+              <w:jc w:val="center"/>
               <w:rPr>
                 <w:rFonts w:eastAsia="Times New Roman" w:cs="Times New Roman"/>
                 <w:color w:val="000000"/>
@@ -25807,6 +25842,7 @@
           <w:p>
             <w:pPr>
               <w:spacing w:after="0" w:line="240" w:lineRule="auto"/>
+              <w:jc w:val="center"/>
               <w:rPr>
                 <w:rFonts w:eastAsia="Times New Roman" w:cs="Times New Roman"/>
                 <w:color w:val="000000"/>
@@ -25840,6 +25876,7 @@
           <w:p>
             <w:pPr>
               <w:spacing w:after="0" w:line="240" w:lineRule="auto"/>
+              <w:jc w:val="center"/>
               <w:rPr>
                 <w:rFonts w:eastAsia="Times New Roman" w:cs="Times New Roman"/>
                 <w:color w:val="000000"/>
@@ -25867,6 +25904,7 @@
           <w:p>
             <w:pPr>
               <w:spacing w:after="0" w:line="240" w:lineRule="auto"/>
+              <w:jc w:val="center"/>
               <w:rPr>
                 <w:rFonts w:eastAsia="Times New Roman" w:cs="Times New Roman"/>
                 <w:color w:val="000000"/>
@@ -25900,6 +25938,7 @@
           <w:p>
             <w:pPr>
               <w:spacing w:after="0" w:line="240" w:lineRule="auto"/>
+              <w:jc w:val="center"/>
               <w:rPr>
                 <w:rFonts w:eastAsia="Times New Roman" w:cs="Times New Roman"/>
                 <w:color w:val="000000"/>
@@ -25927,6 +25966,7 @@
           <w:p>
             <w:pPr>
               <w:spacing w:after="0" w:line="240" w:lineRule="auto"/>
+              <w:jc w:val="center"/>
               <w:rPr>
                 <w:rFonts w:eastAsia="Times New Roman" w:cs="Times New Roman"/>
                 <w:color w:val="000000"/>
@@ -25960,6 +26000,7 @@
           <w:p>
             <w:pPr>
               <w:spacing w:after="0" w:line="240" w:lineRule="auto"/>
+              <w:jc w:val="center"/>
               <w:rPr>
                 <w:rFonts w:eastAsia="Times New Roman" w:cs="Times New Roman"/>
                 <w:color w:val="000000"/>
@@ -25987,6 +26028,7 @@
           <w:p>
             <w:pPr>
               <w:spacing w:after="0" w:line="240" w:lineRule="auto"/>
+              <w:jc w:val="center"/>
               <w:rPr>
                 <w:rFonts w:eastAsia="Times New Roman" w:cs="Times New Roman"/>
                 <w:color w:val="000000"/>
@@ -26020,6 +26062,7 @@
           <w:p>
             <w:pPr>
               <w:spacing w:after="0" w:line="240" w:lineRule="auto"/>
+              <w:jc w:val="center"/>
               <w:rPr>
                 <w:rFonts w:eastAsia="Times New Roman" w:cs="Times New Roman"/>
                 <w:color w:val="000000"/>
@@ -26047,6 +26090,7 @@
           <w:p>
             <w:pPr>
               <w:spacing w:after="0" w:line="240" w:lineRule="auto"/>
+              <w:jc w:val="center"/>
               <w:rPr>
                 <w:rFonts w:eastAsia="Times New Roman" w:cs="Times New Roman"/>
                 <w:color w:val="000000"/>
@@ -26080,6 +26124,7 @@
           <w:p>
             <w:pPr>
               <w:spacing w:after="0" w:line="240" w:lineRule="auto"/>
+              <w:jc w:val="center"/>
               <w:rPr>
                 <w:rFonts w:eastAsia="Times New Roman" w:cs="Times New Roman"/>
                 <w:b/>
@@ -26111,6 +26156,7 @@
           <w:p>
             <w:pPr>
               <w:spacing w:after="0" w:line="240" w:lineRule="auto"/>
+              <w:jc w:val="center"/>
               <w:rPr>
                 <w:rFonts w:eastAsia="Times New Roman" w:cs="Times New Roman"/>
                 <w:b/>
@@ -26862,6 +26908,7 @@
           <w:p>
             <w:pPr>
               <w:spacing w:after="0" w:line="240" w:lineRule="auto"/>
+              <w:jc w:val="center"/>
               <w:rPr>
                 <w:rFonts w:eastAsia="Times New Roman" w:cs="Times New Roman"/>
                 <w:b/>
@@ -26893,6 +26940,7 @@
           <w:p>
             <w:pPr>
               <w:spacing w:after="0" w:line="240" w:lineRule="auto"/>
+              <w:jc w:val="center"/>
               <w:rPr>
                 <w:rFonts w:eastAsia="Times New Roman" w:cs="Times New Roman"/>
                 <w:b/>
@@ -26930,6 +26978,7 @@
           <w:p>
             <w:pPr>
               <w:spacing w:after="0" w:line="240" w:lineRule="auto"/>
+              <w:jc w:val="center"/>
               <w:rPr>
                 <w:rFonts w:eastAsia="Times New Roman" w:cs="Times New Roman"/>
                 <w:color w:val="000000"/>
@@ -26957,7 +27006,7 @@
           <w:p>
             <w:pPr>
               <w:spacing w:after="0" w:line="240" w:lineRule="auto"/>
-              <w:jc w:val="right"/>
+              <w:jc w:val="center"/>
               <w:rPr>
                 <w:rFonts w:eastAsia="Times New Roman" w:cs="Times New Roman"/>
                 <w:color w:val="000000"/>
@@ -26991,6 +27040,7 @@
           <w:p>
             <w:pPr>
               <w:spacing w:after="0" w:line="240" w:lineRule="auto"/>
+              <w:jc w:val="center"/>
               <w:rPr>
                 <w:rFonts w:eastAsia="Times New Roman" w:cs="Times New Roman"/>
                 <w:color w:val="000000"/>
@@ -27018,7 +27068,7 @@
           <w:p>
             <w:pPr>
               <w:spacing w:after="0" w:line="240" w:lineRule="auto"/>
-              <w:jc w:val="right"/>
+              <w:jc w:val="center"/>
               <w:rPr>
                 <w:rFonts w:eastAsia="Times New Roman" w:cs="Times New Roman"/>
                 <w:color w:val="000000"/>
@@ -27052,6 +27102,7 @@
           <w:p>
             <w:pPr>
               <w:spacing w:after="0" w:line="240" w:lineRule="auto"/>
+              <w:jc w:val="center"/>
               <w:rPr>
                 <w:rFonts w:eastAsia="Times New Roman" w:cs="Times New Roman"/>
                 <w:color w:val="000000"/>
@@ -27079,7 +27130,7 @@
           <w:p>
             <w:pPr>
               <w:spacing w:after="0" w:line="240" w:lineRule="auto"/>
-              <w:jc w:val="right"/>
+              <w:jc w:val="center"/>
               <w:rPr>
                 <w:rFonts w:eastAsia="Times New Roman" w:cs="Times New Roman"/>
                 <w:color w:val="000000"/>
@@ -27113,6 +27164,7 @@
           <w:p>
             <w:pPr>
               <w:spacing w:after="0" w:line="240" w:lineRule="auto"/>
+              <w:jc w:val="center"/>
               <w:rPr>
                 <w:rFonts w:eastAsia="Times New Roman" w:cs="Times New Roman"/>
                 <w:color w:val="000000"/>
@@ -27140,7 +27192,7 @@
           <w:p>
             <w:pPr>
               <w:spacing w:after="0" w:line="240" w:lineRule="auto"/>
-              <w:jc w:val="right"/>
+              <w:jc w:val="center"/>
               <w:rPr>
                 <w:rFonts w:eastAsia="Times New Roman" w:cs="Times New Roman"/>
                 <w:color w:val="000000"/>
@@ -27174,20 +27226,22 @@
           <w:p>
             <w:pPr>
               <w:spacing w:after="0" w:line="240" w:lineRule="auto"/>
-              <w:rPr>
-                <w:rFonts w:eastAsia="Times New Roman" w:cs="Times New Roman"/>
-                <w:color w:val="000000"/>
-                <w:szCs w:val="24"/>
-                <w:lang w:eastAsia="en-IN" w:bidi="ta-IN"/>
-              </w:rPr>
-            </w:pPr>
-            <w:r>
-              <w:rPr>
-                <w:rFonts w:eastAsia="Times New Roman" w:cs="Times New Roman"/>
-                <w:color w:val="000000"/>
-                <w:szCs w:val="24"/>
-                <w:lang w:eastAsia="en-IN" w:bidi="ta-IN"/>
-              </w:rPr>
+              <w:jc w:val="center"/>
+              <w:rPr>
+                <w:rFonts w:eastAsia="Times New Roman" w:cs="Times New Roman"/>
+                <w:color w:val="000000"/>
+                <w:szCs w:val="24"/>
+                <w:lang w:eastAsia="en-IN" w:bidi="ta-IN"/>
+              </w:rPr>
+            </w:pPr>
+            <w:r>
+              <w:rPr>
+                <w:rFonts w:eastAsia="Times New Roman" w:cs="Times New Roman"/>
+                <w:color w:val="000000"/>
+                <w:szCs w:val="24"/>
+                <w:lang w:eastAsia="en-IN" w:bidi="ta-IN"/>
+              </w:rPr>
+              <w:lastRenderedPageBreak/>
               <w:t>Safety margin</w:t>
             </w:r>
           </w:p>
@@ -27201,7 +27255,7 @@
           <w:p>
             <w:pPr>
               <w:spacing w:after="0" w:line="240" w:lineRule="auto"/>
-              <w:jc w:val="right"/>
+              <w:jc w:val="center"/>
               <w:rPr>
                 <w:rFonts w:eastAsia="Times New Roman" w:cs="Times New Roman"/>
                 <w:color w:val="000000"/>
@@ -27235,6 +27289,7 @@
           <w:p>
             <w:pPr>
               <w:spacing w:after="0" w:line="240" w:lineRule="auto"/>
+              <w:jc w:val="center"/>
               <w:rPr>
                 <w:rFonts w:eastAsia="Times New Roman" w:cs="Times New Roman"/>
                 <w:b/>
@@ -27266,6 +27321,7 @@
           <w:p>
             <w:pPr>
               <w:spacing w:after="0" w:line="240" w:lineRule="auto"/>
+              <w:jc w:val="center"/>
               <w:rPr>
                 <w:rFonts w:eastAsia="Times New Roman" w:cs="Times New Roman"/>
                 <w:b/>
@@ -27719,6 +27775,7 @@
         <w:pStyle w:val="Heading2"/>
       </w:pPr>
       <w:r>
+        <w:lastRenderedPageBreak/>
         <w:t>Boot Flow</w:t>
       </w:r>
     </w:p>
@@ -27929,8 +27986,18 @@
           <w:szCs w:val="24"/>
           <w:lang w:eastAsia="en-IN" w:bidi="ta-IN"/>
         </w:rPr>
-        <w:t>IMU and touch init</w:t>
-      </w:r>
+        <w:t xml:space="preserve">IMU and touch </w:t>
+      </w:r>
+      <w:proofErr w:type="spellStart"/>
+      <w:r>
+        <w:rPr>
+          <w:rFonts w:eastAsia="Times New Roman"/>
+          <w:szCs w:val="24"/>
+          <w:lang w:eastAsia="en-IN" w:bidi="ta-IN"/>
+        </w:rPr>
+        <w:t>init</w:t>
+      </w:r>
+      <w:proofErr w:type="spellEnd"/>
     </w:p>
     <w:p>
       <w:pPr>
@@ -27952,8 +28019,18 @@
           <w:szCs w:val="24"/>
           <w:lang w:eastAsia="en-IN" w:bidi="ta-IN"/>
         </w:rPr>
-        <w:t>Display init</w:t>
-      </w:r>
+        <w:t xml:space="preserve">Display </w:t>
+      </w:r>
+      <w:proofErr w:type="spellStart"/>
+      <w:r>
+        <w:rPr>
+          <w:rFonts w:eastAsia="Times New Roman"/>
+          <w:szCs w:val="24"/>
+          <w:lang w:eastAsia="en-IN" w:bidi="ta-IN"/>
+        </w:rPr>
+        <w:t>init</w:t>
+      </w:r>
+      <w:proofErr w:type="spellEnd"/>
     </w:p>
     <w:p>
       <w:pPr>
@@ -27973,8 +28050,17 @@
           <w:rFonts w:eastAsia="Times New Roman"/>
           <w:lang w:eastAsia="en-IN" w:bidi="ta-IN"/>
         </w:rPr>
-        <w:t>Audio and haptic init</w:t>
-      </w:r>
+        <w:t xml:space="preserve">Audio and haptic </w:t>
+      </w:r>
+      <w:proofErr w:type="spellStart"/>
+      <w:r>
+        <w:rPr>
+          <w:rFonts w:eastAsia="Times New Roman"/>
+          <w:lang w:eastAsia="en-IN" w:bidi="ta-IN"/>
+        </w:rPr>
+        <w:t>init</w:t>
+      </w:r>
+      <w:proofErr w:type="spellEnd"/>
     </w:p>
     <w:p>
       <w:pPr>
@@ -28136,6 +28222,7 @@
         <w:pStyle w:val="Heading2"/>
       </w:pPr>
       <w:r>
+        <w:lastRenderedPageBreak/>
         <w:t>ATAB Server API Integration</w:t>
       </w:r>
     </w:p>
@@ -28742,8 +28829,19 @@
                 <w:szCs w:val="24"/>
                 <w:lang w:eastAsia="en-IN" w:bidi="ta-IN"/>
               </w:rPr>
-              <w:t>Offline Behavior</w:t>
-            </w:r>
+              <w:t xml:space="preserve">Offline </w:t>
+            </w:r>
+            <w:proofErr w:type="spellStart"/>
+            <w:r>
+              <w:rPr>
+                <w:rFonts w:eastAsia="Times New Roman" w:cs="Times New Roman"/>
+                <w:color w:val="000000"/>
+                <w:szCs w:val="24"/>
+                <w:lang w:eastAsia="en-IN" w:bidi="ta-IN"/>
+              </w:rPr>
+              <w:t>Behavior</w:t>
+            </w:r>
+            <w:proofErr w:type="spellEnd"/>
           </w:p>
         </w:tc>
         <w:tc>
@@ -28879,6 +28977,7 @@
         <w:pStyle w:val="Heading3"/>
       </w:pPr>
       <w:r>
+        <w:lastRenderedPageBreak/>
         <w:t>ATAB API Usage Context</w:t>
       </w:r>
     </w:p>
@@ -29863,8 +29962,21 @@
                 <w:szCs w:val="24"/>
                 <w:lang w:eastAsia="en-IN" w:bidi="ta-IN"/>
               </w:rPr>
-              <w:t>Device Behavior</w:t>
-            </w:r>
+              <w:t xml:space="preserve">Device </w:t>
+            </w:r>
+            <w:proofErr w:type="spellStart"/>
+            <w:r>
+              <w:rPr>
+                <w:rFonts w:eastAsia="Times New Roman" w:cs="Times New Roman"/>
+                <w:b/>
+                <w:bCs/>
+                <w:color w:val="000000"/>
+                <w:szCs w:val="24"/>
+                <w:lang w:eastAsia="en-IN" w:bidi="ta-IN"/>
+              </w:rPr>
+              <w:t>Behavior</w:t>
+            </w:r>
+            <w:proofErr w:type="spellEnd"/>
           </w:p>
         </w:tc>
       </w:tr>
@@ -30021,6 +30133,7 @@
                 <w:szCs w:val="24"/>
                 <w:lang w:eastAsia="en-IN" w:bidi="ta-IN"/>
               </w:rPr>
+              <w:lastRenderedPageBreak/>
               <w:t>Authentication failure</w:t>
             </w:r>
           </w:p>
@@ -30356,6 +30469,7 @@
                 <w:lang w:eastAsia="en-IN" w:bidi="ta-IN"/>
               </w:rPr>
             </w:pPr>
+            <w:proofErr w:type="spellStart"/>
             <w:r>
               <w:rPr>
                 <w:rFonts w:ascii="Courier New" w:eastAsia="Times New Roman" w:hAnsi="Courier New" w:cs="Courier New"/>
@@ -30366,6 +30480,7 @@
               </w:rPr>
               <w:t>atab_status</w:t>
             </w:r>
+            <w:proofErr w:type="spellEnd"/>
           </w:p>
         </w:tc>
         <w:tc>
@@ -30418,6 +30533,7 @@
                 <w:lang w:eastAsia="en-IN" w:bidi="ta-IN"/>
               </w:rPr>
             </w:pPr>
+            <w:proofErr w:type="spellStart"/>
             <w:r>
               <w:rPr>
                 <w:rFonts w:ascii="Courier New" w:eastAsia="Times New Roman" w:hAnsi="Courier New" w:cs="Courier New"/>
@@ -30428,6 +30544,7 @@
               </w:rPr>
               <w:t>atab_auth</w:t>
             </w:r>
+            <w:proofErr w:type="spellEnd"/>
           </w:p>
         </w:tc>
         <w:tc>
@@ -30480,6 +30597,7 @@
                 <w:lang w:eastAsia="en-IN" w:bidi="ta-IN"/>
               </w:rPr>
             </w:pPr>
+            <w:proofErr w:type="spellStart"/>
             <w:r>
               <w:rPr>
                 <w:rFonts w:ascii="Courier New" w:eastAsia="Times New Roman" w:hAnsi="Courier New" w:cs="Courier New"/>
@@ -30490,6 +30608,7 @@
               </w:rPr>
               <w:t>atab_sync</w:t>
             </w:r>
+            <w:proofErr w:type="spellEnd"/>
           </w:p>
         </w:tc>
         <w:tc>
@@ -30542,6 +30661,7 @@
                 <w:lang w:eastAsia="en-IN" w:bidi="ta-IN"/>
               </w:rPr>
             </w:pPr>
+            <w:proofErr w:type="spellStart"/>
             <w:r>
               <w:rPr>
                 <w:rFonts w:ascii="Courier New" w:eastAsia="Times New Roman" w:hAnsi="Courier New" w:cs="Courier New"/>
@@ -30552,6 +30672,7 @@
               </w:rPr>
               <w:t>atab_log</w:t>
             </w:r>
+            <w:proofErr w:type="spellEnd"/>
           </w:p>
         </w:tc>
         <w:tc>
@@ -30617,21 +30738,7 @@
           <w:i/>
           <w:iCs/>
         </w:rPr>
-        <w:t xml:space="preserve">(Section </w:t>
-      </w:r>
-      <w:r>
-        <w:rPr>
-          <w:i/>
-          <w:iCs/>
-        </w:rPr>
-        <w:t>4</w:t>
-      </w:r>
-      <w:r>
-        <w:rPr>
-          <w:i/>
-          <w:iCs/>
-        </w:rPr>
-        <w:t>)</w:t>
+        <w:t>(Section 4)</w:t>
       </w:r>
     </w:p>
     <w:p>
@@ -30766,6 +30873,7 @@
           <w:szCs w:val="24"/>
           <w:lang w:eastAsia="en-IN" w:bidi="ta-IN"/>
         </w:rPr>
+        <w:lastRenderedPageBreak/>
         <w:t>Haptic motor</w:t>
       </w:r>
     </w:p>
@@ -30822,14 +30930,13 @@
       </w:pPr>
       <w:r>
         <w:rPr>
-          <w:sz w:val="24"/>
-          <w:szCs w:val="24"/>
+          <w:noProof/>
         </w:rPr>
         <w:drawing>
-          <wp:inline distT="0" distB="0" distL="0" distR="0" wp14:anchorId="5B3114C0" wp14:editId="7231D5E0">
-            <wp:extent cx="4787900" cy="3050263"/>
-            <wp:effectExtent l="0" t="0" r="0" b="0"/>
-            <wp:docPr id="724222794" name="Picture 1"/>
+          <wp:inline distT="0" distB="0" distL="0" distR="0" wp14:anchorId="74ACEF00" wp14:editId="36B7EDEA">
+            <wp:extent cx="3625850" cy="2454619"/>
+            <wp:effectExtent l="0" t="0" r="0" b="3175"/>
+            <wp:docPr id="1339530372" name="Picture 1"/>
             <wp:cNvGraphicFramePr>
               <a:graphicFrameLocks xmlns:a="http://schemas.openxmlformats.org/drawingml/2006/main" noChangeAspect="1"/>
             </wp:cNvGraphicFramePr>
@@ -30837,23 +30944,41 @@
               <a:graphicData uri="http://schemas.openxmlformats.org/drawingml/2006/picture">
                 <pic:pic xmlns:pic="http://schemas.openxmlformats.org/drawingml/2006/picture">
                   <pic:nvPicPr>
-                    <pic:cNvPr id="724222794" name=""/>
-                    <pic:cNvPicPr/>
+                    <pic:cNvPr id="0" name="Picture 1"/>
+                    <pic:cNvPicPr>
+                      <a:picLocks noChangeAspect="1" noChangeArrowheads="1"/>
+                    </pic:cNvPicPr>
                   </pic:nvPicPr>
-                  <pic:blipFill>
-                    <a:blip r:embed="rId15"/>
+                  <pic:blipFill rotWithShape="1">
+                    <a:blip r:embed="rId15" cstate="print">
+                      <a:extLst>
+                        <a:ext uri="{28A0092B-C50C-407E-A947-70E740481C1C}">
+                          <a14:useLocalDpi xmlns:a14="http://schemas.microsoft.com/office/drawing/2010/main" val="0"/>
+                        </a:ext>
+                      </a:extLst>
+                    </a:blip>
+                    <a:srcRect l="11836" r="7591"/>
                     <a:stretch>
                       <a:fillRect/>
                     </a:stretch>
                   </pic:blipFill>
-                  <pic:spPr>
+                  <pic:spPr bwMode="auto">
                     <a:xfrm>
                       <a:off x="0" y="0"/>
-                      <a:ext cx="4800322" cy="3058177"/>
+                      <a:ext cx="3639993" cy="2464193"/>
                     </a:xfrm>
                     <a:prstGeom prst="rect">
                       <a:avLst/>
                     </a:prstGeom>
+                    <a:noFill/>
+                    <a:ln>
+                      <a:noFill/>
+                    </a:ln>
+                    <a:extLst>
+                      <a:ext uri="{53640926-AAD7-44D8-BBD7-CCE9431645EC}">
+                        <a14:shadowObscured xmlns:a14="http://schemas.microsoft.com/office/drawing/2010/main"/>
+                      </a:ext>
+                    </a:extLst>
                   </pic:spPr>
                 </pic:pic>
               </a:graphicData>
@@ -30888,7 +31013,7 @@
     <w:p>
       <w:pPr>
         <w:pStyle w:val="KSRCTAbstractCntnt"/>
-        <w:spacing w:after="0"/>
+        <w:spacing w:after="0" w:line="240" w:lineRule="auto"/>
         <w:ind w:firstLine="0"/>
         <w:jc w:val="center"/>
         <w:rPr>
@@ -30903,9 +31028,9 @@
           <w:noProof/>
         </w:rPr>
         <w:drawing>
-          <wp:inline distT="0" distB="0" distL="0" distR="0" wp14:anchorId="2F23A68F" wp14:editId="7CE6EA7B">
+          <wp:inline distT="0" distB="0" distL="0" distR="0" wp14:anchorId="2F23A68F" wp14:editId="4CD43787">
             <wp:extent cx="2986581" cy="2336881"/>
-            <wp:effectExtent l="304800" t="304800" r="328295" b="330200"/>
+            <wp:effectExtent l="114300" t="114300" r="118745" b="139700"/>
             <wp:docPr id="2050667149" name="Picture 3"/>
             <wp:cNvGraphicFramePr>
               <a:graphicFrameLocks xmlns:a="http://schemas.openxmlformats.org/drawingml/2006/main" noChangeAspect="1"/>
@@ -30937,12 +31062,14 @@
                       <a:off x="0" y="0"/>
                       <a:ext cx="2986581" cy="2336881"/>
                     </a:xfrm>
-                    <a:prstGeom prst="round2DiagRect">
-                      <a:avLst>
-                        <a:gd name="adj1" fmla="val 16667"/>
-                        <a:gd name="adj2" fmla="val 0"/>
-                      </a:avLst>
+                    <a:prstGeom prst="rect">
+                      <a:avLst/>
                     </a:prstGeom>
+                    <a:solidFill>
+                      <a:srgbClr val="FFFFFF">
+                        <a:shade val="85000"/>
+                      </a:srgbClr>
+                    </a:solidFill>
                     <a:ln w="88900" cap="sq">
                       <a:solidFill>
                         <a:srgbClr val="FFFFFF"/>
@@ -30950,12 +31077,24 @@
                       <a:miter lim="800000"/>
                     </a:ln>
                     <a:effectLst>
-                      <a:outerShdw blurRad="254000" algn="tl" rotWithShape="0">
+                      <a:outerShdw blurRad="55000" dist="18000" dir="5400000" algn="tl" rotWithShape="0">
                         <a:srgbClr val="000000">
-                          <a:alpha val="43000"/>
+                          <a:alpha val="40000"/>
                         </a:srgbClr>
                       </a:outerShdw>
                     </a:effectLst>
+                    <a:scene3d>
+                      <a:camera prst="orthographicFront"/>
+                      <a:lightRig rig="twoPt" dir="t">
+                        <a:rot lat="0" lon="0" rev="7200000"/>
+                      </a:lightRig>
+                    </a:scene3d>
+                    <a:sp3d>
+                      <a:bevelT w="25400" h="19050"/>
+                      <a:contourClr>
+                        <a:srgbClr val="FFFFFF"/>
+                      </a:contourClr>
+                    </a:sp3d>
                   </pic:spPr>
                 </pic:pic>
               </a:graphicData>
@@ -30967,6 +31106,9 @@
     <w:p>
       <w:pPr>
         <w:pStyle w:val="KSRCTAbstractCntnt"/>
+        <w:pBdr>
+          <w:bottom w:val="single" w:sz="6" w:space="1" w:color="auto"/>
+        </w:pBdr>
         <w:spacing w:after="0"/>
         <w:ind w:firstLine="0"/>
         <w:jc w:val="center"/>
@@ -30984,7 +31126,7 @@
           <w:sz w:val="24"/>
           <w:szCs w:val="24"/>
         </w:rPr>
-        <w:t>Fig 4.</w:t>
+        <w:t xml:space="preserve">Fig 4.2 Exploded view </w:t>
       </w:r>
       <w:r>
         <w:rPr>
@@ -30993,7 +31135,7 @@
           <w:sz w:val="24"/>
           <w:szCs w:val="24"/>
         </w:rPr>
-        <w:t>2</w:t>
+        <w:t xml:space="preserve">in </w:t>
       </w:r>
       <w:r>
         <w:rPr>
@@ -31002,7 +31144,7 @@
           <w:sz w:val="24"/>
           <w:szCs w:val="24"/>
         </w:rPr>
-        <w:t xml:space="preserve"> Exploded view</w:t>
+        <w:t xml:space="preserve">Hand </w:t>
       </w:r>
       <w:r>
         <w:rPr>
@@ -31011,7 +31153,7 @@
           <w:sz w:val="24"/>
           <w:szCs w:val="24"/>
         </w:rPr>
-        <w:t xml:space="preserve"> </w:t>
+        <w:t>Wrist</w:t>
       </w:r>
       <w:r>
         <w:rPr>
@@ -31020,17 +31162,22 @@
           <w:sz w:val="24"/>
           <w:szCs w:val="24"/>
         </w:rPr>
-        <w:t xml:space="preserve">in </w:t>
-      </w:r>
-      <w:r>
+        <w:t xml:space="preserve"> </w:t>
+      </w:r>
+    </w:p>
+    <w:p>
+      <w:pPr>
+        <w:pStyle w:val="KSRCTAbstractCntnt"/>
+        <w:spacing w:before="240" w:after="0"/>
+        <w:ind w:firstLine="0"/>
+        <w:jc w:val="center"/>
         <w:rPr>
           <w:b/>
           <w:bCs/>
           <w:sz w:val="24"/>
           <w:szCs w:val="24"/>
         </w:rPr>
-        <w:t xml:space="preserve">Hand </w:t>
-      </w:r>
+      </w:pPr>
       <w:r>
         <w:rPr>
           <w:b/>
@@ -31038,7 +31185,7 @@
           <w:sz w:val="24"/>
           <w:szCs w:val="24"/>
         </w:rPr>
-        <w:t>Wrist</w:t>
+        <w:t>Git</w:t>
       </w:r>
       <w:r>
         <w:rPr>
@@ -31047,25 +31194,69 @@
           <w:sz w:val="24"/>
           <w:szCs w:val="24"/>
         </w:rPr>
-        <w:t xml:space="preserve"> </w:t>
-      </w:r>
-    </w:p>
-    <w:p>
-      <w:pPr>
-        <w:pStyle w:val="KSRCTAbstractCntnt"/>
-        <w:spacing w:after="0"/>
-        <w:ind w:firstLine="0"/>
-        <w:jc w:val="center"/>
+        <w:t>H</w:t>
+      </w:r>
+      <w:r>
         <w:rPr>
           <w:b/>
           <w:bCs/>
           <w:sz w:val="24"/>
           <w:szCs w:val="24"/>
         </w:rPr>
-      </w:pPr>
+        <w:t>ub Repository</w:t>
+      </w:r>
+      <w:r>
+        <w:rPr>
+          <w:b/>
+          <w:bCs/>
+          <w:sz w:val="24"/>
+          <w:szCs w:val="24"/>
+        </w:rPr>
+        <w:br/>
+      </w:r>
+      <w:r>
+        <w:rPr>
+          <w:noProof/>
+        </w:rPr>
+        <w:drawing>
+          <wp:inline distT="0" distB="0" distL="0" distR="0" wp14:anchorId="3C76977A" wp14:editId="0DFBFE89">
+            <wp:extent cx="1428750" cy="1351258"/>
+            <wp:effectExtent l="0" t="0" r="0" b="1905"/>
+            <wp:docPr id="1116586654" name="Picture 1"/>
+            <wp:cNvGraphicFramePr>
+              <a:graphicFrameLocks xmlns:a="http://schemas.openxmlformats.org/drawingml/2006/main" noChangeAspect="1"/>
+            </wp:cNvGraphicFramePr>
+            <a:graphic xmlns:a="http://schemas.openxmlformats.org/drawingml/2006/main">
+              <a:graphicData uri="http://schemas.openxmlformats.org/drawingml/2006/picture">
+                <pic:pic xmlns:pic="http://schemas.openxmlformats.org/drawingml/2006/picture">
+                  <pic:nvPicPr>
+                    <pic:cNvPr id="1116586654" name=""/>
+                    <pic:cNvPicPr/>
+                  </pic:nvPicPr>
+                  <pic:blipFill>
+                    <a:blip r:embed="rId17"/>
+                    <a:stretch>
+                      <a:fillRect/>
+                    </a:stretch>
+                  </pic:blipFill>
+                  <pic:spPr>
+                    <a:xfrm>
+                      <a:off x="0" y="0"/>
+                      <a:ext cx="1437167" cy="1359219"/>
+                    </a:xfrm>
+                    <a:prstGeom prst="rect">
+                      <a:avLst/>
+                    </a:prstGeom>
+                  </pic:spPr>
+                </pic:pic>
+              </a:graphicData>
+            </a:graphic>
+          </wp:inline>
+        </w:drawing>
+      </w:r>
     </w:p>
     <w:sectPr>
-      <w:headerReference w:type="default" r:id="rId17"/>
+      <w:headerReference w:type="default" r:id="rId18"/>
       <w:pgSz w:w="11906" w:h="16838"/>
       <w:pgMar w:top="1418" w:right="1134" w:bottom="1418" w:left="1985" w:header="709" w:footer="709" w:gutter="0"/>
       <w:cols w:space="708"/>
@@ -38910,7 +39101,7 @@
     <w:sig w:usb0="00000000" w:usb1="10000000" w:usb2="00000000" w:usb3="00000000" w:csb0="80000000" w:csb1="00000000"/>
   </w:font>
   <w:font w:name="Times New Roman Bold">
-    <w:panose1 w:val="00000000000000000000"/>
+    <w:panose1 w:val="02020803070505020304"/>
     <w:charset w:val="00"/>
     <w:family w:val="roman"/>
     <w:notTrueType/>
@@ -38925,10 +39116,10 @@
   </w:font>
   <w:font w:name="Latha">
     <w:panose1 w:val="02000400000000000000"/>
-    <w:charset w:val="01"/>
-    <w:family w:val="roman"/>
+    <w:charset w:val="00"/>
+    <w:family w:val="swiss"/>
     <w:pitch w:val="variable"/>
-    <w:sig w:usb0="00040000" w:usb1="00000000" w:usb2="00000000" w:usb3="00000000" w:csb0="00000000" w:csb1="00000000"/>
+    <w:sig w:usb0="00100003" w:usb1="00000000" w:usb2="00000000" w:usb3="00000000" w:csb0="00000001" w:csb1="00000000"/>
   </w:font>
   <w:font w:name="Yu Gothic Light">
     <w:altName w:val="游ゴシック Light"/>
@@ -38940,11 +39131,10 @@
   </w:font>
   <w:font w:name="Yu Mincho">
     <w:altName w:val="游明朝"/>
-    <w:panose1 w:val="00000000000000000000"/>
     <w:charset w:val="80"/>
     <w:family w:val="roman"/>
-    <w:notTrueType/>
-    <w:pitch w:val="default"/>
+    <w:pitch w:val="variable"/>
+    <w:sig w:usb0="800002E7" w:usb1="2AC7FCFF" w:usb2="00000012" w:usb3="00000000" w:csb0="0002009F" w:csb1="00000000"/>
   </w:font>
   <w:font w:name="Segoe UI">
     <w:panose1 w:val="020B0502040204020203"/>
@@ -38991,6 +39181,7 @@
     <w:rsid w:val="00042B08"/>
     <w:rsid w:val="00056164"/>
     <w:rsid w:val="00064D03"/>
+    <w:rsid w:val="00166D9C"/>
     <w:rsid w:val="00195A8D"/>
     <w:rsid w:val="001D2AA7"/>
     <w:rsid w:val="002B1AA5"/>
@@ -39002,7 +39193,9 @@
     <w:rsid w:val="00A3012D"/>
     <w:rsid w:val="00B66325"/>
     <w:rsid w:val="00BC101D"/>
+    <w:rsid w:val="00C74C8E"/>
     <w:rsid w:val="00C76A15"/>
+    <w:rsid w:val="00CF0A61"/>
     <w:rsid w:val="00D06200"/>
     <w:rsid w:val="00D724D7"/>
     <w:rsid w:val="00E43A66"/>
